--- a/CalendarioAgo26/Actividades/A9_ACLs/v2/act9_matricula.docx
+++ b/CalendarioAgo26/Actividades/A9_ACLs/v2/act9_matricula.docx
@@ -1,6 +1,6 @@
 
 <file path=word/document.xml><?xml version="1.0" encoding="utf-8"?>
-<w:document xmlns:wpc="http://schemas.microsoft.com/office/word/2010/wordprocessingCanvas" xmlns:cx="http://schemas.microsoft.com/office/drawing/2014/chartex" xmlns:cx1="http://schemas.microsoft.com/office/drawing/2015/9/8/chartex" xmlns:cx2="http://schemas.microsoft.com/office/drawing/2015/10/21/chartex" xmlns:cx3="http://schemas.microsoft.com/office/drawing/2016/5/9/chartex" xmlns:cx4="http://schemas.microsoft.com/office/drawing/2016/5/10/chartex" xmlns:cx5="http://schemas.microsoft.com/office/drawing/2016/5/11/chartex" xmlns:cx6="http://schemas.microsoft.com/office/drawing/2016/5/12/chartex" xmlns:cx7="http://schemas.microsoft.com/office/drawing/2016/5/13/chartex" xmlns:cx8="http://schemas.microsoft.com/office/drawing/2016/5/14/chartex" xmlns:mc="http://schemas.openxmlformats.org/markup-compatibility/2006" xmlns:aink="http://schemas.microsoft.com/office/drawing/2016/ink" xmlns:am3d="http://schemas.microsoft.com/office/drawing/2017/model3d" xmlns:o="urn:schemas-microsoft-com:office:office" xmlns:oel="http://schemas.microsoft.com/office/2019/extlst" xmlns:r="http://schemas.openxmlformats.org/officeDocument/2006/relationships" xmlns:m="http://schemas.openxmlformats.org/officeDocument/2006/math" xmlns:v="urn:schemas-microsoft-com:vml" xmlns:wp14="http://schemas.microsoft.com/office/word/2010/wordprocessingDrawing" xmlns:wp="http://schemas.openxmlformats.org/drawingml/2006/wordprocessingDrawing" xmlns:w10="urn:schemas-microsoft-com:office:word" xmlns:w="http://schemas.openxmlformats.org/wordprocessingml/2006/main" xmlns:w14="http://schemas.microsoft.com/office/word/2010/wordml" xmlns:w15="http://schemas.microsoft.com/office/word/2012/wordml" xmlns:w16cex="http://schemas.microsoft.com/office/word/2018/wordml/cex" xmlns:w16cid="http://schemas.microsoft.com/office/word/2016/wordml/cid" xmlns:w16="http://schemas.microsoft.com/office/word/2018/wordml" xmlns:w16sdtdh="http://schemas.microsoft.com/office/word/2020/wordml/sdtdatahash" xmlns:w16se="http://schemas.microsoft.com/office/word/2015/wordml/symex" xmlns:wpg="http://schemas.microsoft.com/office/word/2010/wordprocessingGroup" xmlns:wpi="http://schemas.microsoft.com/office/word/2010/wordprocessingInk" xmlns:wne="http://schemas.microsoft.com/office/word/2006/wordml" xmlns:wps="http://schemas.microsoft.com/office/word/2010/wordprocessingShape" mc:Ignorable="w14 w15 w16se w16cid w16 w16cex w16sdtdh wp14">
+<w:document xmlns:wpc="http://schemas.microsoft.com/office/word/2010/wordprocessingCanvas" xmlns:cx="http://schemas.microsoft.com/office/drawing/2014/chartex" xmlns:cx1="http://schemas.microsoft.com/office/drawing/2015/9/8/chartex" xmlns:cx2="http://schemas.microsoft.com/office/drawing/2015/10/21/chartex" xmlns:cx3="http://schemas.microsoft.com/office/drawing/2016/5/9/chartex" xmlns:cx4="http://schemas.microsoft.com/office/drawing/2016/5/10/chartex" xmlns:cx5="http://schemas.microsoft.com/office/drawing/2016/5/11/chartex" xmlns:cx6="http://schemas.microsoft.com/office/drawing/2016/5/12/chartex" xmlns:cx7="http://schemas.microsoft.com/office/drawing/2016/5/13/chartex" xmlns:cx8="http://schemas.microsoft.com/office/drawing/2016/5/14/chartex" xmlns:mc="http://schemas.openxmlformats.org/markup-compatibility/2006" xmlns:aink="http://schemas.microsoft.com/office/drawing/2016/ink" xmlns:am3d="http://schemas.microsoft.com/office/drawing/2017/model3d" xmlns:o="urn:schemas-microsoft-com:office:office" xmlns:oel="http://schemas.microsoft.com/office/2019/extlst" xmlns:r="http://schemas.openxmlformats.org/officeDocument/2006/relationships" xmlns:m="http://schemas.openxmlformats.org/officeDocument/2006/math" xmlns:v="urn:schemas-microsoft-com:vml" xmlns:wp14="http://schemas.microsoft.com/office/word/2010/wordprocessingDrawing" xmlns:wp="http://schemas.openxmlformats.org/drawingml/2006/wordprocessingDrawing" xmlns:w10="urn:schemas-microsoft-com:office:word" xmlns:w="http://schemas.openxmlformats.org/wordprocessingml/2006/main" xmlns:w14="http://schemas.microsoft.com/office/word/2010/wordml" xmlns:w15="http://schemas.microsoft.com/office/word/2012/wordml" xmlns:w16cei="http://schemas.microsoft.com/office/word/2026/wordml/cei" xmlns:w16cex="http://schemas.microsoft.com/office/word/2018/wordml/cex" xmlns:w16cid="http://schemas.microsoft.com/office/word/2016/wordml/cid" xmlns:w16="http://schemas.microsoft.com/office/word/2018/wordml" xmlns:w16du="http://schemas.microsoft.com/office/word/2023/wordml/word16du" xmlns:w16sdtdh="http://schemas.microsoft.com/office/word/2020/wordml/sdtdatahash" xmlns:w16sdtfl="http://schemas.microsoft.com/office/word/2024/wordml/sdtformatlock" xmlns:w16se="http://schemas.microsoft.com/office/word/2015/wordml/symex" xmlns:wpg="http://schemas.microsoft.com/office/word/2010/wordprocessingGroup" xmlns:wpi="http://schemas.microsoft.com/office/word/2010/wordprocessingInk" xmlns:wne="http://schemas.microsoft.com/office/word/2006/wordml" xmlns:wps="http://schemas.microsoft.com/office/word/2010/wordprocessingShape" mc:Ignorable="w14 w15 w16se w16cid w16 w16cex w16sdtdh w16sdtfl w16du wp14">
   <w:body>
     <w:p>
       <w:pPr>
@@ -315,7 +315,7 @@
     </w:p>
     <w:p>
       <w:pPr>
-        <w:pStyle w:val="ListParagraph"/>
+        <w:pStyle w:val="Prrafodelista"/>
         <w:keepNext/>
         <w:numPr>
           <w:ilvl w:val="0"/>
@@ -352,19 +352,8 @@
           <w:bCs/>
           <w:lang w:val="es-MX"/>
         </w:rPr>
-        <w:t xml:space="preserve"> </w:t>
-      </w:r>
-      <w:proofErr w:type="spellStart"/>
-      <w:r>
-        <w:rPr>
-          <w:rFonts w:ascii="Arial" w:hAnsi="Arial" w:cs="Arial"/>
-          <w:b/>
-          <w:bCs/>
-          <w:lang w:val="es-MX"/>
-        </w:rPr>
-        <w:t>Tracer</w:t>
-      </w:r>
-      <w:proofErr w:type="spellEnd"/>
+        <w:t xml:space="preserve"> Tracer</w:t>
+      </w:r>
       <w:r>
         <w:rPr>
           <w:rFonts w:ascii="Arial" w:hAnsi="Arial" w:cs="Arial"/>
@@ -375,7 +364,7 @@
     </w:p>
     <w:p>
       <w:pPr>
-        <w:pStyle w:val="ListParagraph"/>
+        <w:pStyle w:val="Prrafodelista"/>
         <w:keepNext/>
         <w:numPr>
           <w:ilvl w:val="0"/>
@@ -534,7 +523,6 @@
         </w:rPr>
         <w:t xml:space="preserve"> </w:t>
       </w:r>
-      <w:proofErr w:type="spellStart"/>
       <w:r>
         <w:rPr>
           <w:rFonts w:ascii="Arial" w:hAnsi="Arial" w:cs="Arial"/>
@@ -547,7 +535,6 @@
         </w:rPr>
         <w:t>racer</w:t>
       </w:r>
-      <w:proofErr w:type="spellEnd"/>
       <w:r>
         <w:rPr>
           <w:rFonts w:ascii="Arial" w:hAnsi="Arial" w:cs="Arial"/>
@@ -643,10 +630,10 @@
                                 <w:noProof/>
                               </w:rPr>
                               <w:drawing>
-                                <wp:inline distT="0" distB="0" distL="0" distR="0" wp14:anchorId="67F78982" wp14:editId="1E631D37">
-                                  <wp:extent cx="6654165" cy="3081020"/>
-                                  <wp:effectExtent l="0" t="0" r="0" b="5080"/>
-                                  <wp:docPr id="2082681090" name="Picture 1" descr="A diagram of a computer network&#10;&#10;Description automatically generated"/>
+                                <wp:inline distT="0" distB="0" distL="0" distR="0" wp14:anchorId="1D72FEAD" wp14:editId="176A1D49">
+                                  <wp:extent cx="6656705" cy="2941955"/>
+                                  <wp:effectExtent l="0" t="0" r="0" b="0"/>
+                                  <wp:docPr id="713160800" name="Picture 1" descr="A diagram of a computer network&#10;&#10;AI-generated content may be incorrect."/>
                                   <wp:cNvGraphicFramePr>
                                     <a:graphicFrameLocks xmlns:a="http://schemas.openxmlformats.org/drawingml/2006/main" noChangeAspect="1"/>
                                   </wp:cNvGraphicFramePr>
@@ -654,7 +641,7 @@
                                     <a:graphicData uri="http://schemas.openxmlformats.org/drawingml/2006/picture">
                                       <pic:pic xmlns:pic="http://schemas.openxmlformats.org/drawingml/2006/picture">
                                         <pic:nvPicPr>
-                                          <pic:cNvPr id="2082681090" name="Picture 1" descr="A diagram of a computer network&#10;&#10;Description automatically generated"/>
+                                          <pic:cNvPr id="713160800" name="Picture 1" descr="A diagram of a computer network&#10;&#10;AI-generated content may be incorrect."/>
                                           <pic:cNvPicPr/>
                                         </pic:nvPicPr>
                                         <pic:blipFill>
@@ -666,7 +653,7 @@
                                         <pic:spPr>
                                           <a:xfrm>
                                             <a:off x="0" y="0"/>
-                                            <a:ext cx="6654165" cy="3081020"/>
+                                            <a:ext cx="6656705" cy="2941955"/>
                                           </a:xfrm>
                                           <a:prstGeom prst="rect">
                                             <a:avLst/>
@@ -698,7 +685,11 @@
           </mc:Choice>
           <mc:Fallback>
             <w:pict>
-              <v:shape w14:anchorId="24ED3830" id="_x0000_s1027" type="#_x0000_t202" style="position:absolute;left:0;text-align:left;margin-left:0;margin-top:22.05pt;width:539.25pt;height:250.5pt;z-index:251671552;visibility:visible;mso-wrap-style:square;mso-width-percent:0;mso-height-percent:0;mso-wrap-distance-left:9pt;mso-wrap-distance-top:3.6pt;mso-wrap-distance-right:9pt;mso-wrap-distance-bottom:3.6pt;mso-position-horizontal:left;mso-position-horizontal-relative:margin;mso-position-vertical:absolute;mso-position-vertical-relative:text;mso-width-percent:0;mso-height-percent:0;mso-width-relative:margin;mso-height-relative:margin;v-text-anchor:top" o:gfxdata="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">
+              <v:shapetype w14:anchorId="24ED3830" id="_x0000_t202" coordsize="21600,21600" o:spt="202" path="m,l,21600r21600,l21600,xe">
+                <v:stroke joinstyle="miter"/>
+                <v:path gradientshapeok="t" o:connecttype="rect"/>
+              </v:shapetype>
+              <v:shape id="_x0000_s1027" type="#_x0000_t202" style="position:absolute;left:0;text-align:left;margin-left:0;margin-top:22.05pt;width:539.25pt;height:250.5pt;z-index:251671552;visibility:visible;mso-wrap-style:square;mso-width-percent:0;mso-height-percent:0;mso-wrap-distance-left:9pt;mso-wrap-distance-top:3.6pt;mso-wrap-distance-right:9pt;mso-wrap-distance-bottom:3.6pt;mso-position-horizontal:left;mso-position-horizontal-relative:margin;mso-position-vertical:absolute;mso-position-vertical-relative:text;mso-width-percent:0;mso-height-percent:0;mso-width-relative:margin;mso-height-relative:margin;v-text-anchor:top" o:gfxdata="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">
                 <v:textbox>
                   <w:txbxContent>
                     <w:p>
@@ -707,10 +698,10 @@
                           <w:noProof/>
                         </w:rPr>
                         <w:drawing>
-                          <wp:inline distT="0" distB="0" distL="0" distR="0" wp14:anchorId="67F78982" wp14:editId="1E631D37">
-                            <wp:extent cx="6654165" cy="3081020"/>
-                            <wp:effectExtent l="0" t="0" r="0" b="5080"/>
-                            <wp:docPr id="2082681090" name="Picture 1" descr="A diagram of a computer network&#10;&#10;Description automatically generated"/>
+                          <wp:inline distT="0" distB="0" distL="0" distR="0" wp14:anchorId="1D72FEAD" wp14:editId="176A1D49">
+                            <wp:extent cx="6656705" cy="2941955"/>
+                            <wp:effectExtent l="0" t="0" r="0" b="0"/>
+                            <wp:docPr id="713160800" name="Picture 1" descr="A diagram of a computer network&#10;&#10;AI-generated content may be incorrect."/>
                             <wp:cNvGraphicFramePr>
                               <a:graphicFrameLocks xmlns:a="http://schemas.openxmlformats.org/drawingml/2006/main" noChangeAspect="1"/>
                             </wp:cNvGraphicFramePr>
@@ -718,7 +709,7 @@
                               <a:graphicData uri="http://schemas.openxmlformats.org/drawingml/2006/picture">
                                 <pic:pic xmlns:pic="http://schemas.openxmlformats.org/drawingml/2006/picture">
                                   <pic:nvPicPr>
-                                    <pic:cNvPr id="2082681090" name="Picture 1" descr="A diagram of a computer network&#10;&#10;Description automatically generated"/>
+                                    <pic:cNvPr id="713160800" name="Picture 1" descr="A diagram of a computer network&#10;&#10;AI-generated content may be incorrect."/>
                                     <pic:cNvPicPr/>
                                   </pic:nvPicPr>
                                   <pic:blipFill>
@@ -730,7 +721,7 @@
                                   <pic:spPr>
                                     <a:xfrm>
                                       <a:off x="0" y="0"/>
-                                      <a:ext cx="6654165" cy="3081020"/>
+                                      <a:ext cx="6656705" cy="2941955"/>
                                     </a:xfrm>
                                     <a:prstGeom prst="rect">
                                       <a:avLst/>
@@ -770,10 +761,6 @@
     <w:p>
       <w:pPr>
         <w:pStyle w:val="NormalWeb"/>
-        <w:numPr>
-          <w:ilvl w:val="0"/>
-          <w:numId w:val="15"/>
-        </w:numPr>
         <w:shd w:val="clear" w:color="auto" w:fill="FFFFFF"/>
         <w:spacing w:before="120" w:after="120" w:line="300" w:lineRule="exact"/>
         <w:jc w:val="both"/>
@@ -785,1117 +772,164 @@
         </w:rPr>
       </w:pPr>
       <w:bookmarkStart w:id="0" w:name="_Hlk62441816"/>
-      <w:r>
+    </w:p>
+    <w:p>
+      <w:pPr>
+        <w:pStyle w:val="NormalWeb"/>
+        <w:shd w:val="clear" w:color="auto" w:fill="FFFFFF"/>
+        <w:spacing w:before="120" w:after="120" w:line="300" w:lineRule="exact"/>
+        <w:jc w:val="both"/>
         <w:rPr>
           <w:rFonts w:ascii="Arial" w:hAnsi="Arial" w:cs="Arial"/>
           <w:color w:val="0D0D0D" w:themeColor="text1" w:themeTint="F2"/>
           <w:sz w:val="20"/>
           <w:szCs w:val="20"/>
         </w:rPr>
-        <w:t xml:space="preserve">Diseña una lista de control de </w:t>
-      </w:r>
-      <w:r>
-        <w:rPr>
-          <w:rFonts w:ascii="Arial" w:hAnsi="Arial" w:cs="Arial"/>
-          <w:b/>
-          <w:bCs/>
+      </w:pPr>
+    </w:p>
+    <w:p>
+      <w:pPr>
+        <w:pStyle w:val="NormalWeb"/>
+        <w:shd w:val="clear" w:color="auto" w:fill="FFFFFF"/>
+        <w:spacing w:before="120" w:after="120" w:line="300" w:lineRule="exact"/>
+        <w:jc w:val="both"/>
+        <w:rPr>
+          <w:rFonts w:ascii="Arial" w:hAnsi="Arial" w:cs="Arial"/>
           <w:color w:val="0D0D0D" w:themeColor="text1" w:themeTint="F2"/>
           <w:sz w:val="20"/>
           <w:szCs w:val="20"/>
         </w:rPr>
-        <w:t>acceso estándar</w:t>
-      </w:r>
-      <w:r>
+      </w:pPr>
+    </w:p>
+    <w:p>
+      <w:pPr>
+        <w:pStyle w:val="NormalWeb"/>
+        <w:shd w:val="clear" w:color="auto" w:fill="FFFFFF"/>
+        <w:spacing w:before="120" w:after="120" w:line="300" w:lineRule="exact"/>
+        <w:jc w:val="both"/>
         <w:rPr>
           <w:rFonts w:ascii="Arial" w:hAnsi="Arial" w:cs="Arial"/>
           <w:color w:val="0D0D0D" w:themeColor="text1" w:themeTint="F2"/>
           <w:sz w:val="20"/>
           <w:szCs w:val="20"/>
         </w:rPr>
-        <w:t xml:space="preserve"> </w:t>
-      </w:r>
-      <w:r>
+      </w:pPr>
+    </w:p>
+    <w:p>
+      <w:pPr>
+        <w:pStyle w:val="NormalWeb"/>
+        <w:shd w:val="clear" w:color="auto" w:fill="FFFFFF"/>
+        <w:spacing w:before="120" w:after="120" w:line="300" w:lineRule="exact"/>
+        <w:jc w:val="both"/>
         <w:rPr>
           <w:rFonts w:ascii="Arial" w:hAnsi="Arial" w:cs="Arial"/>
           <w:color w:val="0D0D0D" w:themeColor="text1" w:themeTint="F2"/>
           <w:sz w:val="20"/>
           <w:szCs w:val="20"/>
         </w:rPr>
-        <w:t xml:space="preserve">que </w:t>
-      </w:r>
-      <w:r>
-        <w:rPr>
-          <w:rFonts w:ascii="Arial" w:hAnsi="Arial" w:cs="Arial"/>
-          <w:b/>
-          <w:bCs/>
+      </w:pPr>
+    </w:p>
+    <w:p>
+      <w:pPr>
+        <w:pStyle w:val="NormalWeb"/>
+        <w:shd w:val="clear" w:color="auto" w:fill="FFFFFF"/>
+        <w:spacing w:before="120" w:after="120" w:line="300" w:lineRule="exact"/>
+        <w:jc w:val="both"/>
+        <w:rPr>
+          <w:rFonts w:ascii="Arial" w:hAnsi="Arial" w:cs="Arial"/>
           <w:color w:val="0D0D0D" w:themeColor="text1" w:themeTint="F2"/>
           <w:sz w:val="20"/>
           <w:szCs w:val="20"/>
         </w:rPr>
-        <w:t xml:space="preserve">impida </w:t>
-      </w:r>
-      <w:r>
+      </w:pPr>
+    </w:p>
+    <w:p>
+      <w:pPr>
+        <w:pStyle w:val="NormalWeb"/>
+        <w:shd w:val="clear" w:color="auto" w:fill="FFFFFF"/>
+        <w:spacing w:before="120" w:after="120" w:line="300" w:lineRule="exact"/>
+        <w:jc w:val="both"/>
         <w:rPr>
           <w:rFonts w:ascii="Arial" w:hAnsi="Arial" w:cs="Arial"/>
           <w:color w:val="0D0D0D" w:themeColor="text1" w:themeTint="F2"/>
           <w:sz w:val="20"/>
           <w:szCs w:val="20"/>
         </w:rPr>
-        <w:t xml:space="preserve">que las computadoras de la subred de </w:t>
-      </w:r>
-      <w:r>
-        <w:rPr>
-          <w:rFonts w:ascii="Arial" w:hAnsi="Arial" w:cs="Arial"/>
-          <w:b/>
-          <w:bCs/>
+      </w:pPr>
+    </w:p>
+    <w:p>
+      <w:pPr>
+        <w:pStyle w:val="NormalWeb"/>
+        <w:shd w:val="clear" w:color="auto" w:fill="FFFFFF"/>
+        <w:spacing w:before="120" w:after="120" w:line="300" w:lineRule="exact"/>
+        <w:jc w:val="both"/>
+        <w:rPr>
+          <w:rFonts w:ascii="Arial" w:hAnsi="Arial" w:cs="Arial"/>
           <w:color w:val="0D0D0D" w:themeColor="text1" w:themeTint="F2"/>
           <w:sz w:val="20"/>
           <w:szCs w:val="20"/>
         </w:rPr>
-        <w:t>Alumnos</w:t>
-      </w:r>
-      <w:r>
+      </w:pPr>
+    </w:p>
+    <w:p>
+      <w:pPr>
+        <w:pStyle w:val="NormalWeb"/>
+        <w:shd w:val="clear" w:color="auto" w:fill="FFFFFF"/>
+        <w:spacing w:before="120" w:after="120" w:line="300" w:lineRule="exact"/>
+        <w:jc w:val="both"/>
         <w:rPr>
           <w:rFonts w:ascii="Arial" w:hAnsi="Arial" w:cs="Arial"/>
           <w:color w:val="0D0D0D" w:themeColor="text1" w:themeTint="F2"/>
           <w:sz w:val="20"/>
           <w:szCs w:val="20"/>
         </w:rPr>
-        <w:t xml:space="preserve"> tengan acceso a la subred de </w:t>
-      </w:r>
-      <w:r>
-        <w:rPr>
-          <w:rFonts w:ascii="Arial" w:hAnsi="Arial" w:cs="Arial"/>
-          <w:b/>
-          <w:bCs/>
+      </w:pPr>
+    </w:p>
+    <w:p>
+      <w:pPr>
+        <w:pStyle w:val="NormalWeb"/>
+        <w:shd w:val="clear" w:color="auto" w:fill="FFFFFF"/>
+        <w:spacing w:before="120" w:after="120" w:line="300" w:lineRule="exact"/>
+        <w:jc w:val="both"/>
+        <w:rPr>
+          <w:rFonts w:ascii="Arial" w:hAnsi="Arial" w:cs="Arial"/>
           <w:color w:val="0D0D0D" w:themeColor="text1" w:themeTint="F2"/>
           <w:sz w:val="20"/>
           <w:szCs w:val="20"/>
         </w:rPr>
-        <w:t>Profesores</w:t>
-      </w:r>
+      </w:pPr>
     </w:p>
     <w:p>
       <w:pPr>
         <w:pStyle w:val="NormalWeb"/>
         <w:shd w:val="clear" w:color="auto" w:fill="FFFFFF"/>
-        <w:spacing w:before="0" w:beforeAutospacing="0" w:after="0" w:afterAutospacing="0" w:line="340" w:lineRule="exact"/>
-        <w:ind w:left="360"/>
+        <w:spacing w:before="120" w:after="120" w:line="300" w:lineRule="exact"/>
         <w:jc w:val="both"/>
         <w:rPr>
           <w:rFonts w:ascii="Arial" w:hAnsi="Arial" w:cs="Arial"/>
-          <w:color w:val="2D3B45"/>
+          <w:color w:val="0D0D0D" w:themeColor="text1" w:themeTint="F2"/>
           <w:sz w:val="20"/>
           <w:szCs w:val="20"/>
-          <w:lang w:val="en-US"/>
-        </w:rPr>
-      </w:pPr>
-      <w:r>
-        <w:rPr>
-          <w:rFonts w:ascii="Arial" w:hAnsi="Arial" w:cs="Arial"/>
-          <w:color w:val="2D3B45"/>
+        </w:rPr>
+      </w:pPr>
+    </w:p>
+    <w:p>
+      <w:pPr>
+        <w:pStyle w:val="NormalWeb"/>
+        <w:shd w:val="clear" w:color="auto" w:fill="FFFFFF"/>
+        <w:spacing w:before="120" w:after="120" w:line="300" w:lineRule="exact"/>
+        <w:jc w:val="both"/>
+        <w:rPr>
+          <w:rFonts w:ascii="Arial" w:hAnsi="Arial" w:cs="Arial"/>
+          <w:color w:val="0D0D0D" w:themeColor="text1" w:themeTint="F2"/>
           <w:sz w:val="20"/>
           <w:szCs w:val="20"/>
-          <w:lang w:val="en-US"/>
-        </w:rPr>
-        <w:t>router(config)#</w:t>
-      </w:r>
+        </w:rPr>
+      </w:pPr>
     </w:p>
     <w:p>
       <w:pPr>
-        <w:pStyle w:val="NormalWeb"/>
-        <w:shd w:val="clear" w:color="auto" w:fill="FFFFFF"/>
-        <w:spacing w:before="0" w:beforeAutospacing="0" w:after="0" w:afterAutospacing="0" w:line="340" w:lineRule="exact"/>
-        <w:ind w:left="360"/>
-        <w:jc w:val="both"/>
-        <w:rPr>
-          <w:rFonts w:ascii="Arial" w:hAnsi="Arial" w:cs="Arial"/>
-          <w:color w:val="2D3B45"/>
-          <w:sz w:val="20"/>
-          <w:szCs w:val="20"/>
-          <w:lang w:val="en-US"/>
-        </w:rPr>
-      </w:pPr>
-      <w:r>
-        <w:rPr>
-          <w:rFonts w:ascii="Arial" w:hAnsi="Arial" w:cs="Arial"/>
-          <w:color w:val="2D3B45"/>
-          <w:sz w:val="20"/>
-          <w:szCs w:val="20"/>
-          <w:lang w:val="en-US"/>
-        </w:rPr>
-        <w:t>router(config)#</w:t>
-      </w:r>
-    </w:p>
-    <w:p>
-      <w:pPr>
-        <w:pStyle w:val="NormalWeb"/>
-        <w:shd w:val="clear" w:color="auto" w:fill="FFFFFF"/>
-        <w:spacing w:before="0" w:beforeAutospacing="0" w:after="0" w:afterAutospacing="0" w:line="340" w:lineRule="exact"/>
-        <w:ind w:left="360"/>
-        <w:jc w:val="both"/>
-        <w:rPr>
-          <w:rFonts w:ascii="Arial" w:hAnsi="Arial" w:cs="Arial"/>
-          <w:color w:val="2D3B45"/>
-          <w:sz w:val="20"/>
-          <w:szCs w:val="20"/>
-          <w:lang w:val="en-US"/>
-        </w:rPr>
-      </w:pPr>
-      <w:r>
-        <w:rPr>
-          <w:rFonts w:ascii="Arial" w:hAnsi="Arial" w:cs="Arial"/>
-          <w:color w:val="2D3B45"/>
-          <w:sz w:val="20"/>
-          <w:szCs w:val="20"/>
-          <w:lang w:val="en-US"/>
-        </w:rPr>
-        <w:t>router(config)#</w:t>
-      </w:r>
-    </w:p>
-    <w:p>
-      <w:pPr>
-        <w:pStyle w:val="NormalWeb"/>
-        <w:shd w:val="clear" w:color="auto" w:fill="FFFFFF"/>
-        <w:spacing w:before="0" w:beforeAutospacing="0" w:after="0" w:afterAutospacing="0" w:line="340" w:lineRule="exact"/>
-        <w:ind w:left="360"/>
-        <w:jc w:val="both"/>
-        <w:rPr>
-          <w:rFonts w:ascii="Arial" w:hAnsi="Arial" w:cs="Arial"/>
-          <w:color w:val="2D3B45"/>
-          <w:sz w:val="20"/>
-          <w:szCs w:val="20"/>
-        </w:rPr>
-      </w:pPr>
-      <w:proofErr w:type="spellStart"/>
-      <w:r>
-        <w:rPr>
-          <w:rFonts w:ascii="Arial" w:hAnsi="Arial" w:cs="Arial"/>
-          <w:color w:val="2D3B45"/>
-          <w:sz w:val="20"/>
-          <w:szCs w:val="20"/>
-        </w:rPr>
-        <w:t>router</w:t>
-      </w:r>
-      <w:proofErr w:type="spellEnd"/>
-      <w:r>
-        <w:rPr>
-          <w:rFonts w:ascii="Arial" w:hAnsi="Arial" w:cs="Arial"/>
-          <w:color w:val="2D3B45"/>
-          <w:sz w:val="20"/>
-          <w:szCs w:val="20"/>
-        </w:rPr>
-        <w:t>(</w:t>
-      </w:r>
-      <w:proofErr w:type="spellStart"/>
-      <w:r>
-        <w:rPr>
-          <w:rFonts w:ascii="Arial" w:hAnsi="Arial" w:cs="Arial"/>
-          <w:color w:val="2D3B45"/>
-          <w:sz w:val="20"/>
-          <w:szCs w:val="20"/>
-        </w:rPr>
-        <w:t>config</w:t>
-      </w:r>
-      <w:proofErr w:type="spellEnd"/>
-      <w:r>
-        <w:rPr>
-          <w:rFonts w:ascii="Arial" w:hAnsi="Arial" w:cs="Arial"/>
-          <w:color w:val="2D3B45"/>
-          <w:sz w:val="20"/>
-          <w:szCs w:val="20"/>
-        </w:rPr>
-        <w:t>)#</w:t>
-      </w:r>
-    </w:p>
-    <w:p>
-      <w:pPr>
-        <w:pStyle w:val="NormalWeb"/>
-        <w:shd w:val="clear" w:color="auto" w:fill="FFFFFF"/>
-        <w:spacing w:before="0" w:beforeAutospacing="0" w:after="0" w:afterAutospacing="0" w:line="340" w:lineRule="exact"/>
-        <w:ind w:left="360"/>
-        <w:jc w:val="both"/>
-        <w:rPr>
-          <w:rFonts w:ascii="Arial" w:hAnsi="Arial" w:cs="Arial"/>
-          <w:color w:val="2D3B45"/>
-          <w:sz w:val="20"/>
-          <w:szCs w:val="20"/>
-        </w:rPr>
-      </w:pPr>
-    </w:p>
-    <w:p>
-      <w:pPr>
-        <w:pStyle w:val="NormalWeb"/>
-        <w:shd w:val="clear" w:color="auto" w:fill="FFFFFF"/>
-        <w:spacing w:before="0" w:beforeAutospacing="0" w:after="0" w:afterAutospacing="0" w:line="340" w:lineRule="exact"/>
-        <w:ind w:left="360"/>
-        <w:jc w:val="both"/>
-        <w:rPr>
-          <w:rFonts w:ascii="Arial" w:hAnsi="Arial" w:cs="Arial"/>
-          <w:color w:val="2D3B45"/>
-          <w:sz w:val="20"/>
-          <w:szCs w:val="20"/>
-        </w:rPr>
-      </w:pPr>
-      <w:r>
-        <w:rPr>
-          <w:rFonts w:ascii="Arial" w:hAnsi="Arial" w:cs="Arial"/>
-          <w:color w:val="2D3B45"/>
-          <w:sz w:val="20"/>
-          <w:szCs w:val="20"/>
-        </w:rPr>
-        <w:t xml:space="preserve">¿En qué </w:t>
-      </w:r>
-      <w:proofErr w:type="spellStart"/>
-      <w:r>
-        <w:rPr>
-          <w:rFonts w:ascii="Arial" w:hAnsi="Arial" w:cs="Arial"/>
-          <w:color w:val="2D3B45"/>
-          <w:sz w:val="20"/>
-          <w:szCs w:val="20"/>
-        </w:rPr>
-        <w:t>router</w:t>
-      </w:r>
-      <w:proofErr w:type="spellEnd"/>
-      <w:r>
-        <w:rPr>
-          <w:rFonts w:ascii="Arial" w:hAnsi="Arial" w:cs="Arial"/>
-          <w:color w:val="2D3B45"/>
-          <w:sz w:val="20"/>
-          <w:szCs w:val="20"/>
-        </w:rPr>
-        <w:t xml:space="preserve"> instalarás esta lista de control de acceso? </w:t>
-      </w:r>
-    </w:p>
-    <w:p>
-      <w:pPr>
-        <w:pStyle w:val="NormalWeb"/>
-        <w:shd w:val="clear" w:color="auto" w:fill="FFFFFF"/>
-        <w:spacing w:before="0" w:beforeAutospacing="0" w:after="0" w:afterAutospacing="0" w:line="340" w:lineRule="exact"/>
-        <w:ind w:left="360"/>
-        <w:jc w:val="both"/>
-        <w:rPr>
-          <w:rFonts w:ascii="Arial" w:hAnsi="Arial" w:cs="Arial"/>
-          <w:color w:val="2D3B45"/>
-          <w:sz w:val="20"/>
-          <w:szCs w:val="20"/>
-          <w:lang w:val="en-US"/>
-        </w:rPr>
-      </w:pPr>
-      <w:r>
-        <w:rPr>
-          <w:rFonts w:ascii="Arial" w:hAnsi="Arial" w:cs="Arial"/>
-          <w:color w:val="2D3B45"/>
-          <w:sz w:val="20"/>
-          <w:szCs w:val="20"/>
-          <w:lang w:val="en-US"/>
-        </w:rPr>
-        <w:t xml:space="preserve">router(config)# interface </w:t>
-      </w:r>
-    </w:p>
-    <w:p>
-      <w:pPr>
-        <w:pStyle w:val="NormalWeb"/>
-        <w:shd w:val="clear" w:color="auto" w:fill="FFFFFF"/>
-        <w:spacing w:before="0" w:beforeAutospacing="0" w:after="0" w:afterAutospacing="0" w:line="340" w:lineRule="exact"/>
-        <w:ind w:left="360"/>
-        <w:jc w:val="both"/>
-        <w:rPr>
-          <w:rFonts w:ascii="Arial" w:hAnsi="Arial" w:cs="Arial"/>
-          <w:color w:val="2D3B45"/>
-          <w:sz w:val="20"/>
-          <w:szCs w:val="20"/>
-          <w:lang w:val="en-US"/>
-        </w:rPr>
-      </w:pPr>
-      <w:r>
-        <w:rPr>
-          <w:rFonts w:ascii="Arial" w:hAnsi="Arial" w:cs="Arial"/>
-          <w:color w:val="2D3B45"/>
-          <w:sz w:val="20"/>
-          <w:szCs w:val="20"/>
-          <w:lang w:val="en-US"/>
-        </w:rPr>
-        <w:t>router(config-</w:t>
-      </w:r>
-      <w:proofErr w:type="gramStart"/>
-      <w:r>
-        <w:rPr>
-          <w:rFonts w:ascii="Arial" w:hAnsi="Arial" w:cs="Arial"/>
-          <w:color w:val="2D3B45"/>
-          <w:sz w:val="20"/>
-          <w:szCs w:val="20"/>
-          <w:lang w:val="en-US"/>
-        </w:rPr>
-        <w:t>if)#</w:t>
-      </w:r>
-      <w:proofErr w:type="gramEnd"/>
-    </w:p>
-    <w:p>
-      <w:pPr>
-        <w:rPr>
-          <w:rFonts w:ascii="Arial" w:hAnsi="Arial" w:cs="Arial"/>
-          <w:sz w:val="24"/>
-          <w:szCs w:val="24"/>
-          <w:lang w:val="en-US"/>
-        </w:rPr>
-      </w:pPr>
-    </w:p>
-    <w:p>
-      <w:pPr>
-        <w:rPr>
-          <w:rFonts w:ascii="Arial" w:hAnsi="Arial" w:cs="Arial"/>
-          <w:sz w:val="24"/>
-          <w:szCs w:val="24"/>
-          <w:lang w:val="en-US"/>
-        </w:rPr>
-      </w:pPr>
-    </w:p>
-    <w:p>
-      <w:pPr>
-        <w:rPr>
-          <w:rFonts w:ascii="Arial" w:hAnsi="Arial" w:cs="Arial"/>
-          <w:sz w:val="24"/>
-          <w:szCs w:val="24"/>
-          <w:lang w:val="en-US"/>
-        </w:rPr>
-      </w:pPr>
-    </w:p>
-    <w:p>
-      <w:pPr>
-        <w:rPr>
-          <w:rFonts w:ascii="Arial" w:hAnsi="Arial" w:cs="Arial"/>
-          <w:sz w:val="24"/>
-          <w:szCs w:val="24"/>
-          <w:lang w:val="en-US"/>
-        </w:rPr>
-      </w:pPr>
-    </w:p>
-    <w:p>
-      <w:pPr>
-        <w:rPr>
-          <w:rFonts w:ascii="Arial" w:hAnsi="Arial" w:cs="Arial"/>
-          <w:sz w:val="24"/>
-          <w:szCs w:val="24"/>
-          <w:lang w:val="en-US"/>
-        </w:rPr>
-      </w:pPr>
-    </w:p>
-    <w:p>
-      <w:pPr>
-        <w:rPr>
-          <w:rFonts w:ascii="Arial" w:hAnsi="Arial" w:cs="Arial"/>
-          <w:sz w:val="24"/>
-          <w:szCs w:val="24"/>
-          <w:lang w:val="en-US"/>
-        </w:rPr>
-      </w:pPr>
-    </w:p>
-    <w:p>
-      <w:pPr>
-        <w:rPr>
-          <w:rFonts w:ascii="Arial" w:hAnsi="Arial" w:cs="Arial"/>
-          <w:sz w:val="24"/>
-          <w:szCs w:val="24"/>
-          <w:lang w:val="en-US"/>
-        </w:rPr>
-      </w:pPr>
-    </w:p>
-    <w:p>
-      <w:pPr>
-        <w:rPr>
-          <w:rFonts w:ascii="Arial" w:hAnsi="Arial" w:cs="Arial"/>
-          <w:sz w:val="24"/>
-          <w:szCs w:val="24"/>
-          <w:lang w:val="en-US"/>
-        </w:rPr>
-      </w:pPr>
-    </w:p>
-    <w:p>
-      <w:pPr>
-        <w:rPr>
-          <w:rFonts w:ascii="Arial" w:hAnsi="Arial" w:cs="Arial"/>
-          <w:sz w:val="24"/>
-          <w:szCs w:val="24"/>
-          <w:lang w:val="en-US"/>
-        </w:rPr>
-      </w:pPr>
-    </w:p>
-    <w:p>
-      <w:pPr>
-        <w:rPr>
-          <w:rFonts w:ascii="Arial" w:hAnsi="Arial" w:cs="Arial"/>
-          <w:sz w:val="24"/>
-          <w:szCs w:val="24"/>
-          <w:lang w:val="en-US"/>
-        </w:rPr>
-      </w:pPr>
-    </w:p>
-    <w:tbl>
-      <w:tblPr>
-        <w:tblW w:w="9355" w:type="dxa"/>
-        <w:tblInd w:w="279" w:type="dxa"/>
-        <w:tblBorders>
-          <w:top w:val="single" w:sz="4" w:space="0" w:color="auto"/>
-          <w:left w:val="single" w:sz="4" w:space="0" w:color="auto"/>
-          <w:bottom w:val="single" w:sz="4" w:space="0" w:color="auto"/>
-          <w:right w:val="single" w:sz="4" w:space="0" w:color="auto"/>
-          <w:insideH w:val="single" w:sz="4" w:space="0" w:color="auto"/>
-          <w:insideV w:val="single" w:sz="4" w:space="0" w:color="auto"/>
-        </w:tblBorders>
-        <w:tblLook w:val="01E0" w:firstRow="1" w:lastRow="1" w:firstColumn="1" w:lastColumn="1" w:noHBand="0" w:noVBand="0"/>
-      </w:tblPr>
-      <w:tblGrid>
-        <w:gridCol w:w="1701"/>
-        <w:gridCol w:w="2551"/>
-        <w:gridCol w:w="2552"/>
-        <w:gridCol w:w="2551"/>
-      </w:tblGrid>
-      <w:tr>
-        <w:trPr>
-          <w:trHeight w:val="397"/>
-        </w:trPr>
-        <w:tc>
-          <w:tcPr>
-            <w:tcW w:w="1701" w:type="dxa"/>
-            <w:vAlign w:val="center"/>
-          </w:tcPr>
-          <w:p>
-            <w:pPr>
-              <w:jc w:val="center"/>
-              <w:rPr>
-                <w:rFonts w:ascii="Arial" w:hAnsi="Arial" w:cs="Arial"/>
-                <w:b/>
-                <w:color w:val="000000"/>
-              </w:rPr>
-            </w:pPr>
-            <w:r>
-              <w:rPr>
-                <w:rFonts w:ascii="Arial" w:hAnsi="Arial" w:cs="Arial"/>
-                <w:b/>
-                <w:color w:val="000000"/>
-              </w:rPr>
-              <w:t>From</w:t>
-            </w:r>
-          </w:p>
-        </w:tc>
-        <w:tc>
-          <w:tcPr>
-            <w:tcW w:w="2551" w:type="dxa"/>
-            <w:vAlign w:val="center"/>
-          </w:tcPr>
-          <w:p>
-            <w:pPr>
-              <w:jc w:val="center"/>
-              <w:rPr>
-                <w:rFonts w:ascii="Arial" w:hAnsi="Arial" w:cs="Arial"/>
-                <w:b/>
-                <w:color w:val="000000"/>
-              </w:rPr>
-            </w:pPr>
-            <w:proofErr w:type="spellStart"/>
-            <w:r>
-              <w:rPr>
-                <w:rFonts w:ascii="Arial" w:hAnsi="Arial" w:cs="Arial"/>
-                <w:b/>
-                <w:color w:val="000000"/>
-              </w:rPr>
-              <w:t>To</w:t>
-            </w:r>
-            <w:proofErr w:type="spellEnd"/>
-          </w:p>
-        </w:tc>
-        <w:tc>
-          <w:tcPr>
-            <w:tcW w:w="2552" w:type="dxa"/>
-            <w:vAlign w:val="center"/>
-          </w:tcPr>
-          <w:p>
-            <w:pPr>
-              <w:jc w:val="center"/>
-              <w:rPr>
-                <w:rFonts w:ascii="Arial" w:hAnsi="Arial" w:cs="Arial"/>
-                <w:b/>
-                <w:color w:val="000000"/>
-              </w:rPr>
-            </w:pPr>
-            <w:r>
-              <w:rPr>
-                <w:rFonts w:ascii="Arial" w:hAnsi="Arial" w:cs="Arial"/>
-                <w:b/>
-                <w:color w:val="000000"/>
-              </w:rPr>
-              <w:t xml:space="preserve">IP </w:t>
-            </w:r>
-            <w:proofErr w:type="spellStart"/>
-            <w:r>
-              <w:rPr>
-                <w:rFonts w:ascii="Arial" w:hAnsi="Arial" w:cs="Arial"/>
-                <w:b/>
-                <w:color w:val="000000"/>
-              </w:rPr>
-              <w:t>Address</w:t>
-            </w:r>
-            <w:proofErr w:type="spellEnd"/>
-            <w:r>
-              <w:rPr>
-                <w:rFonts w:ascii="Arial" w:hAnsi="Arial" w:cs="Arial"/>
-                <w:b/>
-                <w:color w:val="000000"/>
-              </w:rPr>
-              <w:t xml:space="preserve"> (</w:t>
-            </w:r>
-            <w:proofErr w:type="spellStart"/>
-            <w:r>
-              <w:rPr>
-                <w:rFonts w:ascii="Arial" w:hAnsi="Arial" w:cs="Arial"/>
-                <w:b/>
-                <w:color w:val="000000"/>
-              </w:rPr>
-              <w:t>To</w:t>
-            </w:r>
-            <w:proofErr w:type="spellEnd"/>
-            <w:r>
-              <w:rPr>
-                <w:rFonts w:ascii="Arial" w:hAnsi="Arial" w:cs="Arial"/>
-                <w:b/>
-                <w:color w:val="000000"/>
-              </w:rPr>
-              <w:t>)</w:t>
-            </w:r>
-          </w:p>
-        </w:tc>
-        <w:tc>
-          <w:tcPr>
-            <w:tcW w:w="2551" w:type="dxa"/>
-            <w:vAlign w:val="center"/>
-          </w:tcPr>
-          <w:p>
-            <w:pPr>
-              <w:jc w:val="center"/>
-              <w:rPr>
-                <w:rFonts w:ascii="Arial" w:hAnsi="Arial" w:cs="Arial"/>
-                <w:b/>
-                <w:color w:val="000000"/>
-              </w:rPr>
-            </w:pPr>
-            <w:r>
-              <w:rPr>
-                <w:rFonts w:ascii="Arial" w:hAnsi="Arial" w:cs="Arial"/>
-                <w:b/>
-                <w:color w:val="000000"/>
-              </w:rPr>
-              <w:t xml:space="preserve">Ping </w:t>
-            </w:r>
-          </w:p>
-          <w:p>
-            <w:pPr>
-              <w:jc w:val="center"/>
-              <w:rPr>
-                <w:rFonts w:ascii="Arial" w:hAnsi="Arial" w:cs="Arial"/>
-                <w:b/>
-                <w:color w:val="000000"/>
-              </w:rPr>
-            </w:pPr>
-            <w:r>
-              <w:rPr>
-                <w:rFonts w:ascii="Arial" w:hAnsi="Arial" w:cs="Arial"/>
-                <w:bCs/>
-                <w:color w:val="000000"/>
-              </w:rPr>
-              <w:t>(</w:t>
-            </w:r>
-            <w:proofErr w:type="spellStart"/>
-            <w:r>
-              <w:rPr>
-                <w:rFonts w:ascii="Arial" w:hAnsi="Arial" w:cs="Arial"/>
-                <w:bCs/>
-                <w:color w:val="000000"/>
-              </w:rPr>
-              <w:t>Fail</w:t>
-            </w:r>
-            <w:proofErr w:type="spellEnd"/>
-            <w:r>
-              <w:rPr>
-                <w:rFonts w:ascii="Arial" w:hAnsi="Arial" w:cs="Arial"/>
-                <w:bCs/>
-                <w:color w:val="000000"/>
-              </w:rPr>
-              <w:t xml:space="preserve"> / </w:t>
-            </w:r>
-            <w:proofErr w:type="spellStart"/>
-            <w:r>
-              <w:rPr>
-                <w:rFonts w:ascii="Arial" w:hAnsi="Arial" w:cs="Arial"/>
-                <w:bCs/>
-                <w:color w:val="000000"/>
-              </w:rPr>
-              <w:t>Success</w:t>
-            </w:r>
-            <w:proofErr w:type="spellEnd"/>
-            <w:r>
-              <w:rPr>
-                <w:rFonts w:ascii="Arial" w:hAnsi="Arial" w:cs="Arial"/>
-                <w:bCs/>
-                <w:color w:val="000000"/>
-              </w:rPr>
-              <w:t>)</w:t>
-            </w:r>
-          </w:p>
-        </w:tc>
-      </w:tr>
-      <w:tr>
-        <w:trPr>
-          <w:trHeight w:val="397"/>
-        </w:trPr>
-        <w:tc>
-          <w:tcPr>
-            <w:tcW w:w="1701" w:type="dxa"/>
-            <w:vAlign w:val="center"/>
-          </w:tcPr>
-          <w:p>
-            <w:pPr>
-              <w:jc w:val="center"/>
-              <w:rPr>
-                <w:rFonts w:ascii="Arial" w:hAnsi="Arial" w:cs="Arial"/>
-                <w:b/>
-                <w:bCs/>
-                <w:color w:val="000000"/>
-              </w:rPr>
-            </w:pPr>
-            <w:r>
-              <w:rPr>
-                <w:rFonts w:ascii="Arial" w:hAnsi="Arial" w:cs="Arial"/>
-                <w:b/>
-                <w:bCs/>
-                <w:color w:val="000000"/>
-              </w:rPr>
-              <w:t>Alumno B</w:t>
-            </w:r>
-          </w:p>
-        </w:tc>
-        <w:tc>
-          <w:tcPr>
-            <w:tcW w:w="2551" w:type="dxa"/>
-            <w:vAlign w:val="center"/>
-          </w:tcPr>
-          <w:p>
-            <w:pPr>
-              <w:jc w:val="center"/>
-              <w:rPr>
-                <w:rFonts w:ascii="Arial" w:hAnsi="Arial" w:cs="Arial"/>
-                <w:b/>
-                <w:bCs/>
-                <w:color w:val="000000"/>
-              </w:rPr>
-            </w:pPr>
-            <w:r>
-              <w:rPr>
-                <w:rFonts w:ascii="Arial" w:hAnsi="Arial" w:cs="Arial"/>
-                <w:b/>
-                <w:bCs/>
-                <w:color w:val="000000"/>
-              </w:rPr>
-              <w:t>Escolar</w:t>
-            </w:r>
-          </w:p>
-        </w:tc>
-        <w:tc>
-          <w:tcPr>
-            <w:tcW w:w="2552" w:type="dxa"/>
-            <w:vAlign w:val="center"/>
-          </w:tcPr>
-          <w:p>
-            <w:pPr>
-              <w:jc w:val="center"/>
-              <w:rPr>
-                <w:rFonts w:ascii="Arial" w:hAnsi="Arial" w:cs="Arial"/>
-                <w:b/>
-                <w:bCs/>
-                <w:color w:val="0D0D0D" w:themeColor="text1" w:themeTint="F2"/>
-              </w:rPr>
-            </w:pPr>
-            <w:r>
-              <w:rPr>
-                <w:rFonts w:ascii="Arial"/>
-                <w:b/>
-                <w:bCs/>
-                <w:color w:val="0D0D0D" w:themeColor="text1" w:themeTint="F2"/>
-                <w:spacing w:val="-1"/>
-              </w:rPr>
-              <w:t>132.254.89.1</w:t>
-            </w:r>
-            <w:r>
-              <w:rPr>
-                <w:rFonts w:ascii="Arial"/>
-                <w:b/>
-                <w:bCs/>
-                <w:color w:val="0D0D0D" w:themeColor="text1" w:themeTint="F2"/>
-                <w:spacing w:val="-1"/>
-              </w:rPr>
-              <w:t>31</w:t>
-            </w:r>
-          </w:p>
-        </w:tc>
-        <w:tc>
-          <w:tcPr>
-            <w:tcW w:w="2551" w:type="dxa"/>
-            <w:vAlign w:val="center"/>
-          </w:tcPr>
-          <w:p>
-            <w:pPr>
-              <w:jc w:val="center"/>
-              <w:rPr>
-                <w:rFonts w:ascii="Arial" w:hAnsi="Arial" w:cs="Arial"/>
-                <w:color w:val="FF0000"/>
-              </w:rPr>
-            </w:pPr>
-            <w:proofErr w:type="spellStart"/>
-            <w:r>
-              <w:rPr>
-                <w:rFonts w:ascii="Arial" w:hAnsi="Arial" w:cs="Arial"/>
-                <w:color w:val="FF0000"/>
-              </w:rPr>
-              <w:t>Success</w:t>
-            </w:r>
-            <w:proofErr w:type="spellEnd"/>
-          </w:p>
-        </w:tc>
-      </w:tr>
-      <w:tr>
-        <w:trPr>
-          <w:trHeight w:val="397"/>
-        </w:trPr>
-        <w:tc>
-          <w:tcPr>
-            <w:tcW w:w="1701" w:type="dxa"/>
-            <w:vAlign w:val="center"/>
-          </w:tcPr>
-          <w:p>
-            <w:pPr>
-              <w:jc w:val="center"/>
-              <w:rPr>
-                <w:rFonts w:ascii="Arial" w:hAnsi="Arial" w:cs="Arial"/>
-                <w:b/>
-                <w:bCs/>
-                <w:color w:val="000000"/>
-              </w:rPr>
-            </w:pPr>
-            <w:r>
-              <w:rPr>
-                <w:rFonts w:ascii="Arial" w:hAnsi="Arial" w:cs="Arial"/>
-                <w:b/>
-                <w:bCs/>
-                <w:color w:val="000000"/>
-              </w:rPr>
-              <w:t>Alumno A</w:t>
-            </w:r>
-          </w:p>
-        </w:tc>
-        <w:tc>
-          <w:tcPr>
-            <w:tcW w:w="2551" w:type="dxa"/>
-            <w:vAlign w:val="center"/>
-          </w:tcPr>
-          <w:p>
-            <w:pPr>
-              <w:jc w:val="center"/>
-              <w:rPr>
-                <w:rFonts w:ascii="Arial" w:hAnsi="Arial" w:cs="Arial"/>
-                <w:b/>
-                <w:bCs/>
-                <w:color w:val="000000"/>
-              </w:rPr>
-            </w:pPr>
-            <w:r>
-              <w:rPr>
-                <w:rFonts w:ascii="Arial" w:hAnsi="Arial" w:cs="Arial"/>
-                <w:b/>
-                <w:bCs/>
-                <w:color w:val="000000"/>
-              </w:rPr>
-              <w:t>Server Directivos</w:t>
-            </w:r>
-          </w:p>
-        </w:tc>
-        <w:tc>
-          <w:tcPr>
-            <w:tcW w:w="2552" w:type="dxa"/>
-            <w:vAlign w:val="center"/>
-          </w:tcPr>
-          <w:p>
-            <w:pPr>
-              <w:jc w:val="center"/>
-              <w:rPr>
-                <w:rFonts w:ascii="Arial" w:hAnsi="Arial" w:cs="Arial"/>
-                <w:color w:val="0D0D0D" w:themeColor="text1" w:themeTint="F2"/>
-              </w:rPr>
-            </w:pPr>
-            <w:r>
-              <w:rPr>
-                <w:rFonts w:ascii="Arial"/>
-                <w:b/>
-                <w:bCs/>
-                <w:color w:val="0D0D0D" w:themeColor="text1" w:themeTint="F2"/>
-                <w:spacing w:val="-1"/>
-              </w:rPr>
-              <w:t>132.254.89.221</w:t>
-            </w:r>
-          </w:p>
-        </w:tc>
-        <w:tc>
-          <w:tcPr>
-            <w:tcW w:w="2551" w:type="dxa"/>
-            <w:vAlign w:val="center"/>
-          </w:tcPr>
-          <w:p>
-            <w:pPr>
-              <w:jc w:val="center"/>
-              <w:rPr>
-                <w:rFonts w:ascii="Arial" w:hAnsi="Arial" w:cs="Arial"/>
-                <w:color w:val="FF0000"/>
-              </w:rPr>
-            </w:pPr>
-            <w:proofErr w:type="spellStart"/>
-            <w:r>
-              <w:rPr>
-                <w:rFonts w:ascii="Arial" w:hAnsi="Arial" w:cs="Arial"/>
-                <w:color w:val="FF0000"/>
-              </w:rPr>
-              <w:t>Success</w:t>
-            </w:r>
-            <w:proofErr w:type="spellEnd"/>
-          </w:p>
-        </w:tc>
-      </w:tr>
-      <w:tr>
-        <w:trPr>
-          <w:trHeight w:val="397"/>
-        </w:trPr>
-        <w:tc>
-          <w:tcPr>
-            <w:tcW w:w="1701" w:type="dxa"/>
-            <w:vAlign w:val="center"/>
-          </w:tcPr>
-          <w:p>
-            <w:pPr>
-              <w:jc w:val="center"/>
-              <w:rPr>
-                <w:rFonts w:ascii="Arial" w:hAnsi="Arial" w:cs="Arial"/>
-                <w:b/>
-                <w:bCs/>
-                <w:color w:val="000000"/>
-              </w:rPr>
-            </w:pPr>
-            <w:r>
-              <w:rPr>
-                <w:rFonts w:ascii="Arial" w:hAnsi="Arial" w:cs="Arial"/>
-                <w:b/>
-                <w:bCs/>
-                <w:color w:val="000000"/>
-              </w:rPr>
-              <w:t>Alumno A</w:t>
-            </w:r>
-          </w:p>
-        </w:tc>
-        <w:tc>
-          <w:tcPr>
-            <w:tcW w:w="2551" w:type="dxa"/>
-            <w:vAlign w:val="center"/>
-          </w:tcPr>
-          <w:p>
-            <w:pPr>
-              <w:jc w:val="center"/>
-              <w:rPr>
-                <w:rFonts w:ascii="Arial" w:hAnsi="Arial" w:cs="Arial"/>
-                <w:b/>
-                <w:bCs/>
-                <w:color w:val="000000"/>
-              </w:rPr>
-            </w:pPr>
-            <w:r>
-              <w:rPr>
-                <w:rFonts w:ascii="Arial" w:hAnsi="Arial" w:cs="Arial"/>
-                <w:b/>
-                <w:bCs/>
-                <w:color w:val="000000"/>
-              </w:rPr>
-              <w:t>Server Profesores</w:t>
-            </w:r>
-          </w:p>
-        </w:tc>
-        <w:tc>
-          <w:tcPr>
-            <w:tcW w:w="2552" w:type="dxa"/>
-            <w:vAlign w:val="center"/>
-          </w:tcPr>
-          <w:p>
-            <w:pPr>
-              <w:jc w:val="center"/>
-              <w:rPr>
-                <w:rFonts w:ascii="Arial" w:hAnsi="Arial" w:cs="Arial"/>
-                <w:color w:val="0D0D0D" w:themeColor="text1" w:themeTint="F2"/>
-              </w:rPr>
-            </w:pPr>
-            <w:r>
-              <w:rPr>
-                <w:rFonts w:ascii="Arial"/>
-                <w:b/>
-                <w:bCs/>
-                <w:color w:val="0D0D0D" w:themeColor="text1" w:themeTint="F2"/>
-                <w:spacing w:val="-1"/>
-              </w:rPr>
-              <w:t>132.254.89.238</w:t>
-            </w:r>
-          </w:p>
-        </w:tc>
-        <w:tc>
-          <w:tcPr>
-            <w:tcW w:w="2551" w:type="dxa"/>
-            <w:vAlign w:val="center"/>
-          </w:tcPr>
-          <w:p>
-            <w:pPr>
-              <w:jc w:val="center"/>
-              <w:rPr>
-                <w:rFonts w:ascii="Arial" w:hAnsi="Arial" w:cs="Arial"/>
-                <w:color w:val="FF0000"/>
-              </w:rPr>
-            </w:pPr>
-            <w:proofErr w:type="spellStart"/>
-            <w:r>
-              <w:rPr>
-                <w:rFonts w:ascii="Arial" w:hAnsi="Arial" w:cs="Arial"/>
-                <w:color w:val="FF0000"/>
-              </w:rPr>
-              <w:t>Fail</w:t>
-            </w:r>
-            <w:proofErr w:type="spellEnd"/>
-          </w:p>
-        </w:tc>
-      </w:tr>
-      <w:tr>
-        <w:trPr>
-          <w:trHeight w:val="397"/>
-        </w:trPr>
-        <w:tc>
-          <w:tcPr>
-            <w:tcW w:w="1701" w:type="dxa"/>
-            <w:vAlign w:val="center"/>
-          </w:tcPr>
-          <w:p>
-            <w:pPr>
-              <w:jc w:val="center"/>
-              <w:rPr>
-                <w:rFonts w:ascii="Arial" w:hAnsi="Arial" w:cs="Arial"/>
-                <w:b/>
-                <w:bCs/>
-                <w:color w:val="000000"/>
-              </w:rPr>
-            </w:pPr>
-            <w:r>
-              <w:rPr>
-                <w:rFonts w:ascii="Arial" w:hAnsi="Arial" w:cs="Arial"/>
-                <w:b/>
-                <w:bCs/>
-                <w:color w:val="000000"/>
-              </w:rPr>
-              <w:t>Alumno A</w:t>
-            </w:r>
-          </w:p>
-        </w:tc>
-        <w:tc>
-          <w:tcPr>
-            <w:tcW w:w="2551" w:type="dxa"/>
-            <w:vAlign w:val="center"/>
-          </w:tcPr>
-          <w:p>
-            <w:pPr>
-              <w:jc w:val="center"/>
-              <w:rPr>
-                <w:rFonts w:ascii="Arial" w:hAnsi="Arial" w:cs="Arial"/>
-                <w:b/>
-                <w:bCs/>
-                <w:color w:val="000000"/>
-              </w:rPr>
-            </w:pPr>
-            <w:r>
-              <w:rPr>
-                <w:rFonts w:ascii="Arial" w:hAnsi="Arial" w:cs="Arial"/>
-                <w:b/>
-                <w:bCs/>
-                <w:color w:val="000000"/>
-              </w:rPr>
-              <w:t>Facebook.com</w:t>
-            </w:r>
-          </w:p>
-        </w:tc>
-        <w:tc>
-          <w:tcPr>
-            <w:tcW w:w="2552" w:type="dxa"/>
-            <w:vAlign w:val="center"/>
-          </w:tcPr>
-          <w:p>
-            <w:pPr>
-              <w:jc w:val="center"/>
-              <w:rPr>
-                <w:rFonts w:ascii="Arial" w:hAnsi="Arial" w:cs="Arial"/>
-                <w:color w:val="0D0D0D" w:themeColor="text1" w:themeTint="F2"/>
-              </w:rPr>
-            </w:pPr>
-            <w:r>
-              <w:rPr>
-                <w:rFonts w:ascii="Arial"/>
-                <w:b/>
-                <w:bCs/>
-                <w:color w:val="0D0D0D" w:themeColor="text1" w:themeTint="F2"/>
-                <w:spacing w:val="-1"/>
-              </w:rPr>
-              <w:t>65.0.1.10</w:t>
-            </w:r>
-          </w:p>
-        </w:tc>
-        <w:tc>
-          <w:tcPr>
-            <w:tcW w:w="2551" w:type="dxa"/>
-            <w:vAlign w:val="center"/>
-          </w:tcPr>
-          <w:p>
-            <w:pPr>
-              <w:jc w:val="center"/>
-              <w:rPr>
-                <w:rFonts w:ascii="Arial" w:hAnsi="Arial" w:cs="Arial"/>
-                <w:color w:val="FF0000"/>
-              </w:rPr>
-            </w:pPr>
-            <w:proofErr w:type="spellStart"/>
-            <w:r>
-              <w:rPr>
-                <w:rFonts w:ascii="Arial" w:hAnsi="Arial" w:cs="Arial"/>
-                <w:color w:val="FF0000"/>
-              </w:rPr>
-              <w:t>Success</w:t>
-            </w:r>
-            <w:proofErr w:type="spellEnd"/>
-          </w:p>
-        </w:tc>
-      </w:tr>
-    </w:tbl>
-    <w:p>
-      <w:pPr>
-        <w:ind w:left="360"/>
-        <w:rPr>
-          <w:rFonts w:ascii="Arial" w:hAnsi="Arial" w:cs="Arial"/>
-          <w:b/>
-          <w:bCs/>
-          <w:sz w:val="24"/>
-          <w:szCs w:val="24"/>
-        </w:rPr>
-      </w:pPr>
-    </w:p>
-    <w:p>
-      <w:pPr>
-        <w:pStyle w:val="ListParagraph"/>
+        <w:pStyle w:val="Prrafodelista"/>
         <w:numPr>
           <w:ilvl w:val="0"/>
           <w:numId w:val="15"/>
@@ -1915,7 +949,22 @@
           <w:rFonts w:ascii="Arial" w:hAnsi="Arial" w:cs="Arial"/>
           <w:color w:val="0D0D0D" w:themeColor="text1" w:themeTint="F2"/>
         </w:rPr>
-        <w:t xml:space="preserve">Diseña una lista de control de </w:t>
+        <w:t xml:space="preserve">Diseña una lista de control </w:t>
+      </w:r>
+      <w:r>
+        <w:rPr>
+          <w:rFonts w:ascii="Arial" w:hAnsi="Arial" w:cs="Arial"/>
+          <w:color w:val="0D0D0D" w:themeColor="text1" w:themeTint="F2"/>
+        </w:rPr>
+        <w:t xml:space="preserve">de </w:t>
+      </w:r>
+      <w:r>
+        <w:rPr>
+          <w:rFonts w:ascii="Arial" w:hAnsi="Arial" w:cs="Arial"/>
+          <w:color w:val="0D0D0D" w:themeColor="text1" w:themeTint="F2"/>
+          <w:lang w:val="es-MX"/>
+        </w:rPr>
+        <w:t>acceso</w:t>
       </w:r>
       <w:r>
         <w:rPr>
@@ -1923,9 +972,22 @@
           <w:b/>
           <w:bCs/>
           <w:color w:val="0D0D0D" w:themeColor="text1" w:themeTint="F2"/>
-          <w:lang w:val="es-MX"/>
-        </w:rPr>
-        <w:t>acceso</w:t>
+        </w:rPr>
+        <w:t xml:space="preserve"> extendida</w:t>
+      </w:r>
+      <w:r>
+        <w:rPr>
+          <w:rFonts w:ascii="Arial" w:hAnsi="Arial" w:cs="Arial"/>
+          <w:color w:val="0D0D0D" w:themeColor="text1" w:themeTint="F2"/>
+        </w:rPr>
+        <w:t xml:space="preserve"> </w:t>
+      </w:r>
+      <w:r>
+        <w:rPr>
+          <w:rFonts w:ascii="Arial" w:hAnsi="Arial" w:cs="Arial"/>
+          <w:color w:val="0D0D0D" w:themeColor="text1" w:themeTint="F2"/>
+        </w:rPr>
+        <w:t xml:space="preserve">que </w:t>
       </w:r>
       <w:r>
         <w:rPr>
@@ -1934,21 +996,56 @@
           <w:bCs/>
           <w:color w:val="0D0D0D" w:themeColor="text1" w:themeTint="F2"/>
         </w:rPr>
-        <w:t xml:space="preserve"> extendida</w:t>
+        <w:t xml:space="preserve">impida </w:t>
       </w:r>
       <w:r>
         <w:rPr>
           <w:rFonts w:ascii="Arial" w:hAnsi="Arial" w:cs="Arial"/>
           <w:color w:val="0D0D0D" w:themeColor="text1" w:themeTint="F2"/>
         </w:rPr>
-        <w:t xml:space="preserve"> </w:t>
+        <w:t xml:space="preserve">que </w:t>
       </w:r>
       <w:r>
         <w:rPr>
           <w:rFonts w:ascii="Arial" w:hAnsi="Arial" w:cs="Arial"/>
           <w:color w:val="0D0D0D" w:themeColor="text1" w:themeTint="F2"/>
         </w:rPr>
-        <w:t xml:space="preserve">que </w:t>
+        <w:t xml:space="preserve">los dispositivos terminales </w:t>
+      </w:r>
+      <w:r>
+        <w:rPr>
+          <w:rFonts w:ascii="Arial" w:hAnsi="Arial" w:cs="Arial"/>
+          <w:color w:val="0D0D0D" w:themeColor="text1" w:themeTint="F2"/>
+        </w:rPr>
+        <w:t>de la</w:t>
+      </w:r>
+      <w:r>
+        <w:rPr>
+          <w:rFonts w:ascii="Arial" w:hAnsi="Arial" w:cs="Arial"/>
+          <w:color w:val="0D0D0D" w:themeColor="text1" w:themeTint="F2"/>
+        </w:rPr>
+        <w:t>s</w:t>
+      </w:r>
+      <w:r>
+        <w:rPr>
+          <w:rFonts w:ascii="Arial" w:hAnsi="Arial" w:cs="Arial"/>
+          <w:color w:val="0D0D0D" w:themeColor="text1" w:themeTint="F2"/>
+        </w:rPr>
+        <w:t xml:space="preserve"> subred</w:t>
+      </w:r>
+      <w:r>
+        <w:rPr>
+          <w:rFonts w:ascii="Arial" w:hAnsi="Arial" w:cs="Arial"/>
+          <w:color w:val="0D0D0D" w:themeColor="text1" w:themeTint="F2"/>
+        </w:rPr>
+        <w:t>es</w:t>
+      </w:r>
+      <w:r>
+        <w:rPr>
+          <w:rFonts w:ascii="Arial" w:hAnsi="Arial" w:cs="Arial"/>
+          <w:color w:val="0D0D0D" w:themeColor="text1" w:themeTint="F2"/>
+        </w:rPr>
+        <w:t xml:space="preserve"> de </w:t>
       </w:r>
       <w:r>
         <w:rPr>
@@ -1957,44 +1054,21 @@
           <w:bCs/>
           <w:color w:val="0D0D0D" w:themeColor="text1" w:themeTint="F2"/>
         </w:rPr>
-        <w:t xml:space="preserve">impida </w:t>
+        <w:t xml:space="preserve">Directores </w:t>
       </w:r>
       <w:r>
         <w:rPr>
           <w:rFonts w:ascii="Arial" w:hAnsi="Arial" w:cs="Arial"/>
           <w:color w:val="0D0D0D" w:themeColor="text1" w:themeTint="F2"/>
         </w:rPr>
-        <w:t>que las computadoras de la subred de</w:t>
+        <w:t xml:space="preserve">y </w:t>
       </w:r>
       <w:r>
         <w:rPr>
           <w:rFonts w:ascii="Arial" w:hAnsi="Arial" w:cs="Arial"/>
           <w:color w:val="0D0D0D" w:themeColor="text1" w:themeTint="F2"/>
         </w:rPr>
-        <w:t xml:space="preserve"> las </w:t>
-      </w:r>
-      <w:proofErr w:type="spellStart"/>
-      <w:r>
-        <w:rPr>
-          <w:rFonts w:ascii="Arial" w:hAnsi="Arial" w:cs="Arial"/>
-          <w:color w:val="0D0D0D" w:themeColor="text1" w:themeTint="F2"/>
-        </w:rPr>
-        <w:t>VLANs</w:t>
-      </w:r>
-      <w:proofErr w:type="spellEnd"/>
-      <w:r>
-        <w:rPr>
-          <w:rFonts w:ascii="Arial" w:hAnsi="Arial" w:cs="Arial"/>
-          <w:color w:val="0D0D0D" w:themeColor="text1" w:themeTint="F2"/>
-        </w:rPr>
-        <w:t xml:space="preserve"> de</w:t>
-      </w:r>
-      <w:r>
-        <w:rPr>
-          <w:rFonts w:ascii="Arial" w:hAnsi="Arial" w:cs="Arial"/>
-          <w:color w:val="0D0D0D" w:themeColor="text1" w:themeTint="F2"/>
-        </w:rPr>
-        <w:t xml:space="preserve"> </w:t>
+        <w:t xml:space="preserve">de </w:t>
       </w:r>
       <w:r>
         <w:rPr>
@@ -2003,7 +1077,7 @@
           <w:bCs/>
           <w:color w:val="0D0D0D" w:themeColor="text1" w:themeTint="F2"/>
         </w:rPr>
-        <w:t>Directores y Servidores</w:t>
+        <w:t>Servidores</w:t>
       </w:r>
       <w:r>
         <w:rPr>
@@ -2025,7 +1099,7 @@
           <w:rFonts w:ascii="Arial" w:hAnsi="Arial" w:cs="Arial"/>
           <w:color w:val="0D0D0D" w:themeColor="text1" w:themeTint="F2"/>
         </w:rPr>
-        <w:t xml:space="preserve"> a los servicios de </w:t>
+        <w:t xml:space="preserve"> a los servicios </w:t>
       </w:r>
       <w:r>
         <w:rPr>
@@ -2058,6 +1132,14 @@
           <w:lang w:val="es-MX"/>
         </w:rPr>
         <w:t xml:space="preserve"> </w:t>
+      </w:r>
+      <w:r>
+        <w:rPr>
+          <w:rFonts w:ascii="Arial" w:hAnsi="Arial" w:cs="Arial"/>
+          <w:color w:val="0D0D0D" w:themeColor="text1" w:themeTint="F2"/>
+          <w:lang w:val="es-MX"/>
+        </w:rPr>
+        <w:t xml:space="preserve">de </w:t>
       </w:r>
       <w:r>
         <w:rPr>
@@ -2319,10 +1401,16 @@
           <w:szCs w:val="20"/>
           <w:lang w:val="en-US"/>
         </w:rPr>
-        <w:t>router(config-</w:t>
-      </w:r>
-      <w:proofErr w:type="gramStart"/>
-      <w:r>
+        <w:t>router(config-if)#</w:t>
+      </w:r>
+    </w:p>
+    <w:p>
+      <w:pPr>
+        <w:pStyle w:val="NormalWeb"/>
+        <w:shd w:val="clear" w:color="auto" w:fill="FFFFFF"/>
+        <w:spacing w:before="0" w:beforeAutospacing="0" w:after="0" w:afterAutospacing="0" w:line="340" w:lineRule="exact"/>
+        <w:ind w:left="360"/>
+        <w:jc w:val="both"/>
         <w:rPr>
           <w:rFonts w:ascii="Arial" w:hAnsi="Arial" w:cs="Arial"/>
           <w:color w:val="2D3B45"/>
@@ -2330,15 +1418,13 @@
           <w:szCs w:val="20"/>
           <w:lang w:val="en-US"/>
         </w:rPr>
-        <w:t>if)#</w:t>
-      </w:r>
-      <w:proofErr w:type="gramEnd"/>
+      </w:pPr>
     </w:p>
     <w:p>
       <w:pPr>
         <w:pStyle w:val="NormalWeb"/>
         <w:shd w:val="clear" w:color="auto" w:fill="FFFFFF"/>
-        <w:spacing w:before="0" w:beforeAutospacing="0" w:after="0" w:afterAutospacing="0" w:line="340" w:lineRule="exact"/>
+        <w:spacing w:before="0" w:beforeAutospacing="0" w:after="0" w:afterAutospacing="0"/>
         <w:ind w:left="360"/>
         <w:jc w:val="both"/>
         <w:rPr>
@@ -2396,7 +1482,7 @@
                 <w:b/>
                 <w:color w:val="000000"/>
               </w:rPr>
-              <w:t>From</w:t>
+              <w:t>Desde</w:t>
             </w:r>
           </w:p>
         </w:tc>
@@ -2414,16 +1500,14 @@
                 <w:color w:val="000000"/>
               </w:rPr>
             </w:pPr>
-            <w:proofErr w:type="spellStart"/>
-            <w:r>
-              <w:rPr>
-                <w:rFonts w:ascii="Arial" w:hAnsi="Arial" w:cs="Arial"/>
-                <w:b/>
-                <w:color w:val="000000"/>
-              </w:rPr>
-              <w:t>To</w:t>
-            </w:r>
-            <w:proofErr w:type="spellEnd"/>
+            <w:r>
+              <w:rPr>
+                <w:rFonts w:ascii="Arial" w:hAnsi="Arial" w:cs="Arial"/>
+                <w:b/>
+                <w:color w:val="000000"/>
+              </w:rPr>
+              <w:t>Hacia</w:t>
+            </w:r>
           </w:p>
         </w:tc>
         <w:tc>
@@ -2446,18 +1530,8 @@
                 <w:b/>
                 <w:color w:val="000000"/>
               </w:rPr>
-              <w:t xml:space="preserve">IP </w:t>
-            </w:r>
-            <w:proofErr w:type="spellStart"/>
-            <w:r>
-              <w:rPr>
-                <w:rFonts w:ascii="Arial" w:hAnsi="Arial" w:cs="Arial"/>
-                <w:b/>
-                <w:color w:val="000000"/>
-              </w:rPr>
-              <w:t>Address</w:t>
-            </w:r>
-            <w:proofErr w:type="spellEnd"/>
+              <w:t>Dirección IP</w:t>
+            </w:r>
             <w:r>
               <w:rPr>
                 <w:rFonts w:ascii="Arial" w:hAnsi="Arial" w:cs="Arial"/>
@@ -2466,16 +1540,14 @@
               </w:rPr>
               <w:t xml:space="preserve"> (</w:t>
             </w:r>
-            <w:proofErr w:type="spellStart"/>
-            <w:r>
-              <w:rPr>
-                <w:rFonts w:ascii="Arial" w:hAnsi="Arial" w:cs="Arial"/>
-                <w:b/>
-                <w:color w:val="000000"/>
-              </w:rPr>
-              <w:t>To</w:t>
-            </w:r>
-            <w:proofErr w:type="spellEnd"/>
+            <w:r>
+              <w:rPr>
+                <w:rFonts w:ascii="Arial" w:hAnsi="Arial" w:cs="Arial"/>
+                <w:b/>
+                <w:color w:val="000000"/>
+              </w:rPr>
+              <w:t>Hacia</w:t>
+            </w:r>
             <w:r>
               <w:rPr>
                 <w:rFonts w:ascii="Arial" w:hAnsi="Arial" w:cs="Arial"/>
@@ -2524,43 +1596,7 @@
                 <w:bCs/>
                 <w:color w:val="000000"/>
               </w:rPr>
-              <w:t>(</w:t>
-            </w:r>
-            <w:proofErr w:type="spellStart"/>
-            <w:r>
-              <w:rPr>
-                <w:rFonts w:ascii="Arial" w:hAnsi="Arial" w:cs="Arial"/>
-                <w:bCs/>
-                <w:color w:val="000000"/>
-              </w:rPr>
-              <w:t>Fail</w:t>
-            </w:r>
-            <w:proofErr w:type="spellEnd"/>
-            <w:r>
-              <w:rPr>
-                <w:rFonts w:ascii="Arial" w:hAnsi="Arial" w:cs="Arial"/>
-                <w:bCs/>
-                <w:color w:val="000000"/>
-              </w:rPr>
-              <w:t xml:space="preserve"> / </w:t>
-            </w:r>
-            <w:proofErr w:type="spellStart"/>
-            <w:r>
-              <w:rPr>
-                <w:rFonts w:ascii="Arial" w:hAnsi="Arial" w:cs="Arial"/>
-                <w:bCs/>
-                <w:color w:val="000000"/>
-              </w:rPr>
-              <w:t>Success</w:t>
-            </w:r>
-            <w:proofErr w:type="spellEnd"/>
-            <w:r>
-              <w:rPr>
-                <w:rFonts w:ascii="Arial" w:hAnsi="Arial" w:cs="Arial"/>
-                <w:bCs/>
-                <w:color w:val="000000"/>
-              </w:rPr>
-              <w:t>)</w:t>
+              <w:t>(Fail / Success)</w:t>
             </w:r>
           </w:p>
         </w:tc>
@@ -2602,43 +1638,7 @@
                 <w:bCs/>
                 <w:color w:val="000000"/>
               </w:rPr>
-              <w:t>(</w:t>
-            </w:r>
-            <w:proofErr w:type="spellStart"/>
-            <w:r>
-              <w:rPr>
-                <w:rFonts w:ascii="Arial" w:hAnsi="Arial" w:cs="Arial"/>
-                <w:bCs/>
-                <w:color w:val="000000"/>
-              </w:rPr>
-              <w:t>Fail</w:t>
-            </w:r>
-            <w:proofErr w:type="spellEnd"/>
-            <w:r>
-              <w:rPr>
-                <w:rFonts w:ascii="Arial" w:hAnsi="Arial" w:cs="Arial"/>
-                <w:bCs/>
-                <w:color w:val="000000"/>
-              </w:rPr>
-              <w:t xml:space="preserve"> / </w:t>
-            </w:r>
-            <w:proofErr w:type="spellStart"/>
-            <w:r>
-              <w:rPr>
-                <w:rFonts w:ascii="Arial" w:hAnsi="Arial" w:cs="Arial"/>
-                <w:bCs/>
-                <w:color w:val="000000"/>
-              </w:rPr>
-              <w:t>Success</w:t>
-            </w:r>
-            <w:proofErr w:type="spellEnd"/>
-            <w:r>
-              <w:rPr>
-                <w:rFonts w:ascii="Arial" w:hAnsi="Arial" w:cs="Arial"/>
-                <w:bCs/>
-                <w:color w:val="000000"/>
-              </w:rPr>
-              <w:t>)</w:t>
+              <w:t>(Fail / Success)</w:t>
             </w:r>
           </w:p>
         </w:tc>
@@ -2739,7 +1739,6 @@
                 <w:color w:val="FF0000"/>
               </w:rPr>
             </w:pPr>
-            <w:proofErr w:type="spellStart"/>
             <w:r>
               <w:rPr>
                 <w:rFonts w:ascii="Arial" w:hAnsi="Arial" w:cs="Arial"/>
@@ -2747,7 +1746,6 @@
               </w:rPr>
               <w:t>Success</w:t>
             </w:r>
-            <w:proofErr w:type="spellEnd"/>
           </w:p>
         </w:tc>
         <w:tc>
@@ -2763,7 +1761,6 @@
                 <w:color w:val="FF0000"/>
               </w:rPr>
             </w:pPr>
-            <w:proofErr w:type="spellStart"/>
             <w:r>
               <w:rPr>
                 <w:rFonts w:ascii="Arial" w:hAnsi="Arial" w:cs="Arial"/>
@@ -2771,7 +1768,6 @@
               </w:rPr>
               <w:t>Success</w:t>
             </w:r>
-            <w:proofErr w:type="spellEnd"/>
           </w:p>
         </w:tc>
       </w:tr>
@@ -2869,7 +1865,6 @@
                 <w:color w:val="FF0000"/>
               </w:rPr>
             </w:pPr>
-            <w:proofErr w:type="spellStart"/>
             <w:r>
               <w:rPr>
                 <w:rFonts w:ascii="Arial" w:hAnsi="Arial" w:cs="Arial"/>
@@ -2877,7 +1872,6 @@
               </w:rPr>
               <w:t>Success</w:t>
             </w:r>
-            <w:proofErr w:type="spellEnd"/>
           </w:p>
         </w:tc>
         <w:tc>
@@ -2893,7 +1887,6 @@
                 <w:color w:val="FF0000"/>
               </w:rPr>
             </w:pPr>
-            <w:proofErr w:type="spellStart"/>
             <w:r>
               <w:rPr>
                 <w:rFonts w:ascii="Arial" w:hAnsi="Arial" w:cs="Arial"/>
@@ -2901,7 +1894,6 @@
               </w:rPr>
               <w:t>Success</w:t>
             </w:r>
-            <w:proofErr w:type="spellEnd"/>
           </w:p>
         </w:tc>
       </w:tr>
@@ -2999,7 +1991,6 @@
                 <w:color w:val="FF0000"/>
               </w:rPr>
             </w:pPr>
-            <w:proofErr w:type="spellStart"/>
             <w:r>
               <w:rPr>
                 <w:rFonts w:ascii="Arial" w:hAnsi="Arial" w:cs="Arial"/>
@@ -3007,7 +1998,6 @@
               </w:rPr>
               <w:t>Fail</w:t>
             </w:r>
-            <w:proofErr w:type="spellEnd"/>
           </w:p>
         </w:tc>
         <w:tc>
@@ -3023,7 +2013,6 @@
                 <w:color w:val="FF0000"/>
               </w:rPr>
             </w:pPr>
-            <w:proofErr w:type="spellStart"/>
             <w:r>
               <w:rPr>
                 <w:rFonts w:ascii="Arial" w:hAnsi="Arial" w:cs="Arial"/>
@@ -3031,7 +2020,6 @@
               </w:rPr>
               <w:t>Success</w:t>
             </w:r>
-            <w:proofErr w:type="spellEnd"/>
           </w:p>
         </w:tc>
       </w:tr>
@@ -3129,7 +2117,6 @@
                 <w:color w:val="FF0000"/>
               </w:rPr>
             </w:pPr>
-            <w:proofErr w:type="spellStart"/>
             <w:r>
               <w:rPr>
                 <w:rFonts w:ascii="Arial" w:hAnsi="Arial" w:cs="Arial"/>
@@ -3137,7 +2124,6 @@
               </w:rPr>
               <w:t>Fail</w:t>
             </w:r>
-            <w:proofErr w:type="spellEnd"/>
           </w:p>
         </w:tc>
         <w:tc>
@@ -3153,7 +2139,6 @@
                 <w:color w:val="FF0000"/>
               </w:rPr>
             </w:pPr>
-            <w:proofErr w:type="spellStart"/>
             <w:r>
               <w:rPr>
                 <w:rFonts w:ascii="Arial" w:hAnsi="Arial" w:cs="Arial"/>
@@ -3161,7 +2146,6 @@
               </w:rPr>
               <w:t>Success</w:t>
             </w:r>
-            <w:proofErr w:type="spellEnd"/>
           </w:p>
         </w:tc>
       </w:tr>
@@ -3172,6 +2156,20 @@
         <w:shd w:val="clear" w:color="auto" w:fill="FFFFFF"/>
         <w:spacing w:before="0" w:beforeAutospacing="0" w:after="0" w:afterAutospacing="0"/>
         <w:ind w:left="360"/>
+        <w:jc w:val="both"/>
+        <w:rPr>
+          <w:rFonts w:ascii="Arial" w:hAnsi="Arial" w:cs="Arial"/>
+          <w:color w:val="2D3B45"/>
+          <w:sz w:val="20"/>
+          <w:szCs w:val="20"/>
+        </w:rPr>
+      </w:pPr>
+    </w:p>
+    <w:p>
+      <w:pPr>
+        <w:pStyle w:val="NormalWeb"/>
+        <w:shd w:val="clear" w:color="auto" w:fill="FFFFFF"/>
+        <w:spacing w:before="0" w:beforeAutospacing="0" w:after="0" w:afterAutospacing="0"/>
         <w:jc w:val="both"/>
         <w:rPr>
           <w:rFonts w:ascii="Arial" w:hAnsi="Arial" w:cs="Arial"/>
@@ -3223,9 +2221,9 @@
               <w:rPr>
                 <w:rFonts w:ascii="Arial" w:hAnsi="Arial" w:cs="Arial"/>
                 <w:b/>
-                <w:color w:val="0D0D0D" w:themeColor="text1" w:themeTint="F2"/>
-              </w:rPr>
-              <w:t>From</w:t>
+                <w:color w:val="000000"/>
+              </w:rPr>
+              <w:t>Desde</w:t>
             </w:r>
           </w:p>
         </w:tc>
@@ -3243,16 +2241,14 @@
                 <w:color w:val="0D0D0D" w:themeColor="text1" w:themeTint="F2"/>
               </w:rPr>
             </w:pPr>
-            <w:proofErr w:type="spellStart"/>
-            <w:r>
-              <w:rPr>
-                <w:rFonts w:ascii="Arial" w:hAnsi="Arial" w:cs="Arial"/>
-                <w:b/>
-                <w:color w:val="0D0D0D" w:themeColor="text1" w:themeTint="F2"/>
-              </w:rPr>
-              <w:t>To</w:t>
-            </w:r>
-            <w:proofErr w:type="spellEnd"/>
+            <w:r>
+              <w:rPr>
+                <w:rFonts w:ascii="Arial" w:hAnsi="Arial" w:cs="Arial"/>
+                <w:b/>
+                <w:color w:val="000000"/>
+              </w:rPr>
+              <w:t>Hacia</w:t>
+            </w:r>
           </w:p>
         </w:tc>
         <w:tc>
@@ -3273,43 +2269,31 @@
               <w:rPr>
                 <w:rFonts w:ascii="Arial" w:hAnsi="Arial" w:cs="Arial"/>
                 <w:b/>
-                <w:color w:val="0D0D0D" w:themeColor="text1" w:themeTint="F2"/>
-              </w:rPr>
-              <w:t xml:space="preserve">IP </w:t>
-            </w:r>
-            <w:proofErr w:type="spellStart"/>
-            <w:r>
-              <w:rPr>
-                <w:rFonts w:ascii="Arial" w:hAnsi="Arial" w:cs="Arial"/>
-                <w:b/>
-                <w:color w:val="0D0D0D" w:themeColor="text1" w:themeTint="F2"/>
-              </w:rPr>
-              <w:t>Address</w:t>
-            </w:r>
-            <w:proofErr w:type="spellEnd"/>
-            <w:r>
-              <w:rPr>
-                <w:rFonts w:ascii="Arial" w:hAnsi="Arial" w:cs="Arial"/>
-                <w:b/>
-                <w:color w:val="0D0D0D" w:themeColor="text1" w:themeTint="F2"/>
+                <w:color w:val="000000"/>
+              </w:rPr>
+              <w:t>Dirección IP</w:t>
+            </w:r>
+            <w:r>
+              <w:rPr>
+                <w:rFonts w:ascii="Arial" w:hAnsi="Arial" w:cs="Arial"/>
+                <w:b/>
+                <w:color w:val="000000"/>
               </w:rPr>
               <w:t xml:space="preserve"> (</w:t>
             </w:r>
-            <w:proofErr w:type="spellStart"/>
-            <w:r>
-              <w:rPr>
-                <w:rFonts w:ascii="Arial" w:hAnsi="Arial" w:cs="Arial"/>
-                <w:b/>
-                <w:color w:val="0D0D0D" w:themeColor="text1" w:themeTint="F2"/>
-              </w:rPr>
-              <w:t>To</w:t>
-            </w:r>
-            <w:proofErr w:type="spellEnd"/>
-            <w:r>
-              <w:rPr>
-                <w:rFonts w:ascii="Arial" w:hAnsi="Arial" w:cs="Arial"/>
-                <w:b/>
-                <w:color w:val="0D0D0D" w:themeColor="text1" w:themeTint="F2"/>
+            <w:r>
+              <w:rPr>
+                <w:rFonts w:ascii="Arial" w:hAnsi="Arial" w:cs="Arial"/>
+                <w:b/>
+                <w:color w:val="000000"/>
+              </w:rPr>
+              <w:t>Hacia</w:t>
+            </w:r>
+            <w:r>
+              <w:rPr>
+                <w:rFonts w:ascii="Arial" w:hAnsi="Arial" w:cs="Arial"/>
+                <w:b/>
+                <w:color w:val="000000"/>
               </w:rPr>
               <w:t>)</w:t>
             </w:r>
@@ -3353,43 +2337,7 @@
                 <w:bCs/>
                 <w:color w:val="000000"/>
               </w:rPr>
-              <w:t>(</w:t>
-            </w:r>
-            <w:proofErr w:type="spellStart"/>
-            <w:r>
-              <w:rPr>
-                <w:rFonts w:ascii="Arial" w:hAnsi="Arial" w:cs="Arial"/>
-                <w:bCs/>
-                <w:color w:val="000000"/>
-              </w:rPr>
-              <w:t>Fail</w:t>
-            </w:r>
-            <w:proofErr w:type="spellEnd"/>
-            <w:r>
-              <w:rPr>
-                <w:rFonts w:ascii="Arial" w:hAnsi="Arial" w:cs="Arial"/>
-                <w:bCs/>
-                <w:color w:val="000000"/>
-              </w:rPr>
-              <w:t xml:space="preserve"> / </w:t>
-            </w:r>
-            <w:proofErr w:type="spellStart"/>
-            <w:r>
-              <w:rPr>
-                <w:rFonts w:ascii="Arial" w:hAnsi="Arial" w:cs="Arial"/>
-                <w:bCs/>
-                <w:color w:val="000000"/>
-              </w:rPr>
-              <w:t>Success</w:t>
-            </w:r>
-            <w:proofErr w:type="spellEnd"/>
-            <w:r>
-              <w:rPr>
-                <w:rFonts w:ascii="Arial" w:hAnsi="Arial" w:cs="Arial"/>
-                <w:bCs/>
-                <w:color w:val="000000"/>
-              </w:rPr>
-              <w:t>)</w:t>
+              <w:t>(Fail / Success)</w:t>
             </w:r>
           </w:p>
         </w:tc>
@@ -3499,7 +2447,6 @@
                 <w:color w:val="FF0000"/>
               </w:rPr>
             </w:pPr>
-            <w:proofErr w:type="spellStart"/>
             <w:r>
               <w:rPr>
                 <w:rFonts w:ascii="Arial" w:hAnsi="Arial" w:cs="Arial"/>
@@ -3507,7 +2454,6 @@
               </w:rPr>
               <w:t>Success</w:t>
             </w:r>
-            <w:proofErr w:type="spellEnd"/>
           </w:p>
         </w:tc>
       </w:tr>
@@ -3614,7 +2560,6 @@
                 <w:color w:val="FF0000"/>
               </w:rPr>
             </w:pPr>
-            <w:proofErr w:type="spellStart"/>
             <w:r>
               <w:rPr>
                 <w:rFonts w:ascii="Arial" w:hAnsi="Arial" w:cs="Arial"/>
@@ -3622,7 +2567,6 @@
               </w:rPr>
               <w:t>Success</w:t>
             </w:r>
-            <w:proofErr w:type="spellEnd"/>
           </w:p>
         </w:tc>
       </w:tr>
@@ -3729,7 +2673,6 @@
                 <w:color w:val="FF0000"/>
               </w:rPr>
             </w:pPr>
-            <w:proofErr w:type="spellStart"/>
             <w:r>
               <w:rPr>
                 <w:rFonts w:ascii="Arial" w:hAnsi="Arial" w:cs="Arial"/>
@@ -3737,7 +2680,6 @@
               </w:rPr>
               <w:t>Success</w:t>
             </w:r>
-            <w:proofErr w:type="spellEnd"/>
           </w:p>
         </w:tc>
       </w:tr>
@@ -3844,7 +2786,6 @@
                 <w:color w:val="FF0000"/>
               </w:rPr>
             </w:pPr>
-            <w:proofErr w:type="spellStart"/>
             <w:r>
               <w:rPr>
                 <w:rFonts w:ascii="Arial" w:hAnsi="Arial" w:cs="Arial"/>
@@ -3852,7 +2793,6 @@
               </w:rPr>
               <w:t>Success</w:t>
             </w:r>
-            <w:proofErr w:type="spellEnd"/>
           </w:p>
         </w:tc>
       </w:tr>
@@ -3959,40 +2899,99 @@
     </w:p>
     <w:p>
       <w:pPr>
-        <w:rPr>
-          <w:rFonts w:ascii="Arial" w:hAnsi="Arial" w:cs="Arial"/>
-          <w:b/>
-          <w:bCs/>
-          <w:sz w:val="24"/>
-          <w:szCs w:val="24"/>
+        <w:pStyle w:val="Prrafodelista"/>
+        <w:spacing w:after="120" w:line="300" w:lineRule="exact"/>
+        <w:ind w:left="357"/>
+        <w:contextualSpacing w:val="0"/>
+        <w:jc w:val="both"/>
+        <w:rPr>
+          <w:rFonts w:ascii="Arial" w:hAnsi="Arial" w:cs="Arial"/>
+          <w:color w:val="0D0D0D" w:themeColor="text1" w:themeTint="F2"/>
         </w:rPr>
       </w:pPr>
     </w:p>
     <w:p>
       <w:pPr>
-        <w:rPr>
-          <w:rFonts w:ascii="Arial" w:hAnsi="Arial" w:cs="Arial"/>
-          <w:b/>
-          <w:bCs/>
-          <w:sz w:val="24"/>
-          <w:szCs w:val="24"/>
+        <w:pStyle w:val="Prrafodelista"/>
+        <w:spacing w:after="120" w:line="300" w:lineRule="exact"/>
+        <w:ind w:left="357"/>
+        <w:contextualSpacing w:val="0"/>
+        <w:jc w:val="both"/>
+        <w:rPr>
+          <w:rFonts w:ascii="Arial" w:hAnsi="Arial" w:cs="Arial"/>
+          <w:color w:val="0D0D0D" w:themeColor="text1" w:themeTint="F2"/>
         </w:rPr>
       </w:pPr>
     </w:p>
     <w:p>
       <w:pPr>
-        <w:rPr>
-          <w:rFonts w:ascii="Arial" w:hAnsi="Arial" w:cs="Arial"/>
-          <w:b/>
-          <w:bCs/>
-          <w:sz w:val="24"/>
-          <w:szCs w:val="24"/>
+        <w:pStyle w:val="Prrafodelista"/>
+        <w:spacing w:after="120" w:line="300" w:lineRule="exact"/>
+        <w:ind w:left="357"/>
+        <w:contextualSpacing w:val="0"/>
+        <w:jc w:val="both"/>
+        <w:rPr>
+          <w:rFonts w:ascii="Arial" w:hAnsi="Arial" w:cs="Arial"/>
+          <w:color w:val="0D0D0D" w:themeColor="text1" w:themeTint="F2"/>
         </w:rPr>
       </w:pPr>
     </w:p>
     <w:p>
       <w:pPr>
-        <w:pStyle w:val="ListParagraph"/>
+        <w:pStyle w:val="Prrafodelista"/>
+        <w:spacing w:after="120" w:line="300" w:lineRule="exact"/>
+        <w:ind w:left="357"/>
+        <w:contextualSpacing w:val="0"/>
+        <w:jc w:val="both"/>
+        <w:rPr>
+          <w:rFonts w:ascii="Arial" w:hAnsi="Arial" w:cs="Arial"/>
+          <w:color w:val="0D0D0D" w:themeColor="text1" w:themeTint="F2"/>
+        </w:rPr>
+      </w:pPr>
+    </w:p>
+    <w:p>
+      <w:pPr>
+        <w:pStyle w:val="Prrafodelista"/>
+        <w:spacing w:after="120" w:line="300" w:lineRule="exact"/>
+        <w:ind w:left="357"/>
+        <w:contextualSpacing w:val="0"/>
+        <w:jc w:val="both"/>
+        <w:rPr>
+          <w:rFonts w:ascii="Arial" w:hAnsi="Arial" w:cs="Arial"/>
+          <w:color w:val="0D0D0D" w:themeColor="text1" w:themeTint="F2"/>
+        </w:rPr>
+      </w:pPr>
+    </w:p>
+    <w:p>
+      <w:pPr>
+        <w:pStyle w:val="Prrafodelista"/>
+        <w:spacing w:after="120" w:line="300" w:lineRule="exact"/>
+        <w:ind w:left="357"/>
+        <w:contextualSpacing w:val="0"/>
+        <w:jc w:val="both"/>
+        <w:rPr>
+          <w:rFonts w:ascii="Arial" w:hAnsi="Arial" w:cs="Arial"/>
+          <w:color w:val="0D0D0D" w:themeColor="text1" w:themeTint="F2"/>
+        </w:rPr>
+      </w:pPr>
+    </w:p>
+    <w:bookmarkEnd w:id="0"/>
+    <w:p>
+      <w:pPr>
+        <w:pStyle w:val="Prrafodelista"/>
+        <w:spacing w:after="120" w:line="300" w:lineRule="exact"/>
+        <w:ind w:left="357"/>
+        <w:contextualSpacing w:val="0"/>
+        <w:jc w:val="both"/>
+        <w:rPr>
+          <w:rFonts w:ascii="Arial" w:hAnsi="Arial" w:cs="Arial"/>
+          <w:color w:val="0D0D0D" w:themeColor="text1" w:themeTint="F2"/>
+        </w:rPr>
+      </w:pPr>
+    </w:p>
+    <w:p>
+      <w:pPr>
+        <w:pStyle w:val="Prrafodelista"/>
         <w:numPr>
           <w:ilvl w:val="0"/>
           <w:numId w:val="15"/>
@@ -4009,7 +3008,7 @@
           <w:rFonts w:ascii="Arial" w:hAnsi="Arial" w:cs="Arial"/>
           <w:color w:val="0D0D0D" w:themeColor="text1" w:themeTint="F2"/>
         </w:rPr>
-        <w:t>Diseña una lista de control de</w:t>
+        <w:t xml:space="preserve">Diseña una lista de control de acceso </w:t>
       </w:r>
       <w:r>
         <w:rPr>
@@ -4018,21 +3017,14 @@
           <w:bCs/>
           <w:color w:val="0D0D0D" w:themeColor="text1" w:themeTint="F2"/>
         </w:rPr>
-        <w:t xml:space="preserve"> acceso extendida</w:t>
+        <w:t>extendida</w:t>
       </w:r>
       <w:r>
         <w:rPr>
           <w:rFonts w:ascii="Arial" w:hAnsi="Arial" w:cs="Arial"/>
           <w:color w:val="0D0D0D" w:themeColor="text1" w:themeTint="F2"/>
         </w:rPr>
-        <w:t xml:space="preserve"> </w:t>
-      </w:r>
-      <w:r>
-        <w:rPr>
-          <w:rFonts w:ascii="Arial" w:hAnsi="Arial" w:cs="Arial"/>
-          <w:color w:val="0D0D0D" w:themeColor="text1" w:themeTint="F2"/>
-        </w:rPr>
-        <w:t xml:space="preserve">que únicamente </w:t>
+        <w:t xml:space="preserve"> que </w:t>
       </w:r>
       <w:r>
         <w:rPr>
@@ -4048,21 +3040,7 @@
           <w:rFonts w:ascii="Arial" w:hAnsi="Arial" w:cs="Arial"/>
           <w:color w:val="0D0D0D" w:themeColor="text1" w:themeTint="F2"/>
         </w:rPr>
-        <w:t xml:space="preserve"> al servidor</w:t>
-      </w:r>
-      <w:r>
-        <w:rPr>
-          <w:rFonts w:ascii="Arial" w:hAnsi="Arial" w:cs="Arial"/>
-          <w:color w:val="0D0D0D" w:themeColor="text1" w:themeTint="F2"/>
-        </w:rPr>
-        <w:t xml:space="preserve"> de</w:t>
-      </w:r>
-      <w:r>
-        <w:rPr>
-          <w:rFonts w:ascii="Arial" w:hAnsi="Arial" w:cs="Arial"/>
-          <w:color w:val="0D0D0D" w:themeColor="text1" w:themeTint="F2"/>
-        </w:rPr>
-        <w:t xml:space="preserve"> </w:t>
+        <w:t xml:space="preserve"> al servidor de </w:t>
       </w:r>
       <w:r>
         <w:rPr>
@@ -4071,14 +3049,14 @@
           <w:bCs/>
           <w:color w:val="0D0D0D" w:themeColor="text1" w:themeTint="F2"/>
         </w:rPr>
-        <w:t>Escolar</w:t>
+        <w:t xml:space="preserve">Directivos </w:t>
       </w:r>
       <w:r>
         <w:rPr>
           <w:rFonts w:ascii="Arial" w:hAnsi="Arial" w:cs="Arial"/>
           <w:color w:val="0D0D0D" w:themeColor="text1" w:themeTint="F2"/>
         </w:rPr>
-        <w:t xml:space="preserve"> desde cualquier IP asociada con la subred de los </w:t>
+        <w:t xml:space="preserve">únicamente desde las subredes de </w:t>
       </w:r>
       <w:r>
         <w:rPr>
@@ -4087,14 +3065,14 @@
           <w:bCs/>
           <w:color w:val="0D0D0D" w:themeColor="text1" w:themeTint="F2"/>
         </w:rPr>
-        <w:t xml:space="preserve">Alumnos </w:t>
+        <w:t>Servidores</w:t>
       </w:r>
       <w:r>
         <w:rPr>
           <w:rFonts w:ascii="Arial" w:hAnsi="Arial" w:cs="Arial"/>
           <w:color w:val="0D0D0D" w:themeColor="text1" w:themeTint="F2"/>
         </w:rPr>
-        <w:t>y</w:t>
+        <w:t xml:space="preserve"> y </w:t>
       </w:r>
       <w:r>
         <w:rPr>
@@ -4103,14 +3081,28 @@
           <w:bCs/>
           <w:color w:val="0D0D0D" w:themeColor="text1" w:themeTint="F2"/>
         </w:rPr>
-        <w:t xml:space="preserve"> Profesores</w:t>
+        <w:t>Profesores</w:t>
       </w:r>
       <w:r>
         <w:rPr>
           <w:rFonts w:ascii="Arial" w:hAnsi="Arial" w:cs="Arial"/>
           <w:color w:val="0D0D0D" w:themeColor="text1" w:themeTint="F2"/>
         </w:rPr>
-        <w:t xml:space="preserve"> pero que </w:t>
+        <w:t xml:space="preserve">, y bloquee el acceso </w:t>
+      </w:r>
+      <w:r>
+        <w:rPr>
+          <w:rFonts w:ascii="Arial" w:hAnsi="Arial" w:cs="Arial"/>
+          <w:color w:val="0D0D0D" w:themeColor="text1" w:themeTint="F2"/>
+        </w:rPr>
+        <w:t xml:space="preserve">a este servidor </w:t>
+      </w:r>
+      <w:r>
+        <w:rPr>
+          <w:rFonts w:ascii="Arial" w:hAnsi="Arial" w:cs="Arial"/>
+          <w:color w:val="0D0D0D" w:themeColor="text1" w:themeTint="F2"/>
+        </w:rPr>
+        <w:t xml:space="preserve">desde cualquier otra dirección IP. Permite el resto del tráfico. Esta configuración debe hacer que el servidor de </w:t>
       </w:r>
       <w:r>
         <w:rPr>
@@ -4119,83 +3111,30 @@
           <w:bCs/>
           <w:color w:val="0D0D0D" w:themeColor="text1" w:themeTint="F2"/>
         </w:rPr>
-        <w:t>impida el acceso</w:t>
+        <w:t>Directivos</w:t>
       </w:r>
       <w:r>
         <w:rPr>
           <w:rFonts w:ascii="Arial" w:hAnsi="Arial" w:cs="Arial"/>
           <w:color w:val="0D0D0D" w:themeColor="text1" w:themeTint="F2"/>
         </w:rPr>
-        <w:t xml:space="preserve"> a este servidor desde otras direcciones IP. En est</w:t>
-      </w:r>
+        <w:t xml:space="preserve"> sea invisible (</w:t>
+      </w:r>
+      <w:proofErr w:type="spellStart"/>
       <w:r>
         <w:rPr>
           <w:rFonts w:ascii="Arial" w:hAnsi="Arial" w:cs="Arial"/>
           <w:color w:val="0D0D0D" w:themeColor="text1" w:themeTint="F2"/>
         </w:rPr>
-        <w:t>a</w:t>
-      </w:r>
+        <w:t>incalcanzable</w:t>
+      </w:r>
+      <w:proofErr w:type="spellEnd"/>
       <w:r>
         <w:rPr>
           <w:rFonts w:ascii="Arial" w:hAnsi="Arial" w:cs="Arial"/>
           <w:color w:val="0D0D0D" w:themeColor="text1" w:themeTint="F2"/>
         </w:rPr>
-        <w:t xml:space="preserve"> ocasión el servidor de </w:t>
-      </w:r>
-      <w:r>
-        <w:rPr>
-          <w:rFonts w:ascii="Arial" w:hAnsi="Arial" w:cs="Arial"/>
-          <w:b/>
-          <w:bCs/>
-          <w:color w:val="0D0D0D" w:themeColor="text1" w:themeTint="F2"/>
-        </w:rPr>
-        <w:t>Escolar</w:t>
-      </w:r>
-      <w:r>
-        <w:rPr>
-          <w:rFonts w:ascii="Arial" w:hAnsi="Arial" w:cs="Arial"/>
-          <w:color w:val="0D0D0D" w:themeColor="text1" w:themeTint="F2"/>
-        </w:rPr>
-        <w:t xml:space="preserve"> al no permitir ningún tipo de tráfico desde direcciones diferentes de </w:t>
-      </w:r>
-      <w:r>
-        <w:rPr>
-          <w:rFonts w:ascii="Arial" w:hAnsi="Arial" w:cs="Arial"/>
-          <w:b/>
-          <w:bCs/>
-          <w:color w:val="0D0D0D" w:themeColor="text1" w:themeTint="F2"/>
-        </w:rPr>
-        <w:t xml:space="preserve">Alumnos </w:t>
-      </w:r>
-      <w:r>
-        <w:rPr>
-          <w:rFonts w:ascii="Arial" w:hAnsi="Arial" w:cs="Arial"/>
-          <w:color w:val="0D0D0D" w:themeColor="text1" w:themeTint="F2"/>
-        </w:rPr>
-        <w:t xml:space="preserve">y </w:t>
-      </w:r>
-      <w:r>
-        <w:rPr>
-          <w:rFonts w:ascii="Arial" w:hAnsi="Arial" w:cs="Arial"/>
-          <w:b/>
-          <w:bCs/>
-          <w:color w:val="0D0D0D" w:themeColor="text1" w:themeTint="F2"/>
-        </w:rPr>
-        <w:t>Profesores</w:t>
-      </w:r>
-      <w:r>
-        <w:rPr>
-          <w:rFonts w:ascii="Arial" w:hAnsi="Arial" w:cs="Arial"/>
-          <w:color w:val="0D0D0D" w:themeColor="text1" w:themeTint="F2"/>
-        </w:rPr>
-        <w:t xml:space="preserve"> </w:t>
-      </w:r>
-      <w:r>
-        <w:rPr>
-          <w:rFonts w:ascii="Arial" w:hAnsi="Arial" w:cs="Arial"/>
-          <w:color w:val="0D0D0D" w:themeColor="text1" w:themeTint="F2"/>
-        </w:rPr>
-        <w:t>dará la impresión de que no existe.</w:t>
+        <w:t>) para las demás subredes.</w:t>
       </w:r>
     </w:p>
     <w:p>
@@ -4439,20 +3378,8 @@
           <w:szCs w:val="20"/>
           <w:lang w:val="en-US"/>
         </w:rPr>
-        <w:t>router(config-</w:t>
-      </w:r>
-      <w:proofErr w:type="gramStart"/>
-      <w:r>
-        <w:rPr>
-          <w:rFonts w:ascii="Arial" w:hAnsi="Arial" w:cs="Arial"/>
-          <w:color w:val="2D3B45"/>
-          <w:sz w:val="20"/>
-          <w:szCs w:val="20"/>
-          <w:lang w:val="en-US"/>
-        </w:rPr>
-        <w:t>if)#</w:t>
-      </w:r>
-      <w:proofErr w:type="gramEnd"/>
+        <w:t>router(config-if)#</w:t>
+      </w:r>
     </w:p>
     <w:p>
       <w:pPr>
@@ -4511,7 +3438,7 @@
                 <w:b/>
                 <w:color w:val="000000"/>
               </w:rPr>
-              <w:t>From</w:t>
+              <w:t>Desde</w:t>
             </w:r>
           </w:p>
         </w:tc>
@@ -4529,16 +3456,14 @@
                 <w:color w:val="000000"/>
               </w:rPr>
             </w:pPr>
-            <w:proofErr w:type="spellStart"/>
-            <w:r>
-              <w:rPr>
-                <w:rFonts w:ascii="Arial" w:hAnsi="Arial" w:cs="Arial"/>
-                <w:b/>
-                <w:color w:val="000000"/>
-              </w:rPr>
-              <w:t>To</w:t>
-            </w:r>
-            <w:proofErr w:type="spellEnd"/>
+            <w:r>
+              <w:rPr>
+                <w:rFonts w:ascii="Arial" w:hAnsi="Arial" w:cs="Arial"/>
+                <w:b/>
+                <w:color w:val="000000"/>
+              </w:rPr>
+              <w:t>Hacia</w:t>
+            </w:r>
           </w:p>
         </w:tc>
         <w:tc>
@@ -4561,18 +3486,8 @@
                 <w:b/>
                 <w:color w:val="000000"/>
               </w:rPr>
-              <w:t xml:space="preserve">IP </w:t>
-            </w:r>
-            <w:proofErr w:type="spellStart"/>
-            <w:r>
-              <w:rPr>
-                <w:rFonts w:ascii="Arial" w:hAnsi="Arial" w:cs="Arial"/>
-                <w:b/>
-                <w:color w:val="000000"/>
-              </w:rPr>
-              <w:t>Address</w:t>
-            </w:r>
-            <w:proofErr w:type="spellEnd"/>
+              <w:t>Dirección IP</w:t>
+            </w:r>
             <w:r>
               <w:rPr>
                 <w:rFonts w:ascii="Arial" w:hAnsi="Arial" w:cs="Arial"/>
@@ -4581,16 +3496,14 @@
               </w:rPr>
               <w:t xml:space="preserve"> (</w:t>
             </w:r>
-            <w:proofErr w:type="spellStart"/>
-            <w:r>
-              <w:rPr>
-                <w:rFonts w:ascii="Arial" w:hAnsi="Arial" w:cs="Arial"/>
-                <w:b/>
-                <w:color w:val="000000"/>
-              </w:rPr>
-              <w:t>To</w:t>
-            </w:r>
-            <w:proofErr w:type="spellEnd"/>
+            <w:r>
+              <w:rPr>
+                <w:rFonts w:ascii="Arial" w:hAnsi="Arial" w:cs="Arial"/>
+                <w:b/>
+                <w:color w:val="000000"/>
+              </w:rPr>
+              <w:t>Hacia</w:t>
+            </w:r>
             <w:r>
               <w:rPr>
                 <w:rFonts w:ascii="Arial" w:hAnsi="Arial" w:cs="Arial"/>
@@ -4639,43 +3552,7 @@
                 <w:bCs/>
                 <w:color w:val="000000"/>
               </w:rPr>
-              <w:t>(</w:t>
-            </w:r>
-            <w:proofErr w:type="spellStart"/>
-            <w:r>
-              <w:rPr>
-                <w:rFonts w:ascii="Arial" w:hAnsi="Arial" w:cs="Arial"/>
-                <w:bCs/>
-                <w:color w:val="000000"/>
-              </w:rPr>
-              <w:t>Fail</w:t>
-            </w:r>
-            <w:proofErr w:type="spellEnd"/>
-            <w:r>
-              <w:rPr>
-                <w:rFonts w:ascii="Arial" w:hAnsi="Arial" w:cs="Arial"/>
-                <w:bCs/>
-                <w:color w:val="000000"/>
-              </w:rPr>
-              <w:t xml:space="preserve"> / </w:t>
-            </w:r>
-            <w:proofErr w:type="spellStart"/>
-            <w:r>
-              <w:rPr>
-                <w:rFonts w:ascii="Arial" w:hAnsi="Arial" w:cs="Arial"/>
-                <w:bCs/>
-                <w:color w:val="000000"/>
-              </w:rPr>
-              <w:t>Success</w:t>
-            </w:r>
-            <w:proofErr w:type="spellEnd"/>
-            <w:r>
-              <w:rPr>
-                <w:rFonts w:ascii="Arial" w:hAnsi="Arial" w:cs="Arial"/>
-                <w:bCs/>
-                <w:color w:val="000000"/>
-              </w:rPr>
-              <w:t>)</w:t>
+              <w:t>(Fail / Success)</w:t>
             </w:r>
           </w:p>
         </w:tc>
@@ -4706,7 +3583,7 @@
                 <w:bCs/>
                 <w:color w:val="000000"/>
               </w:rPr>
-              <w:t>Alumno B</w:t>
+              <w:t>Escolar.com</w:t>
             </w:r>
           </w:p>
         </w:tc>
@@ -4732,7 +3609,7 @@
                 <w:bCs/>
                 <w:color w:val="000000"/>
               </w:rPr>
-              <w:t>Escolar</w:t>
+              <w:t>Directivos</w:t>
             </w:r>
           </w:p>
         </w:tc>
@@ -4759,7 +3636,7 @@
                 <w:color w:val="0D0D0D" w:themeColor="text1" w:themeTint="F2"/>
                 <w:spacing w:val="-1"/>
               </w:rPr>
-              <w:t>132.254.89.1</w:t>
+              <w:t>132.254.89.</w:t>
             </w:r>
             <w:r>
               <w:rPr>
@@ -4769,7 +3646,7 @@
                 <w:color w:val="0D0D0D" w:themeColor="text1" w:themeTint="F2"/>
                 <w:spacing w:val="-1"/>
               </w:rPr>
-              <w:t>31</w:t>
+              <w:t>221</w:t>
             </w:r>
           </w:p>
         </w:tc>
@@ -4786,7 +3663,6 @@
                 <w:color w:val="FF0000"/>
               </w:rPr>
             </w:pPr>
-            <w:proofErr w:type="spellStart"/>
             <w:r>
               <w:rPr>
                 <w:rFonts w:ascii="Arial" w:hAnsi="Arial" w:cs="Arial"/>
@@ -4794,7 +3670,6 @@
               </w:rPr>
               <w:t>Success</w:t>
             </w:r>
-            <w:proofErr w:type="spellEnd"/>
           </w:p>
         </w:tc>
       </w:tr>
@@ -4824,16 +3699,7 @@
                 <w:bCs/>
                 <w:color w:val="000000"/>
               </w:rPr>
-              <w:t xml:space="preserve">Director </w:t>
-            </w:r>
-            <w:r>
-              <w:rPr>
-                <w:rFonts w:ascii="Arial" w:hAnsi="Arial" w:cs="Arial"/>
-                <w:b/>
-                <w:bCs/>
-                <w:color w:val="000000"/>
-              </w:rPr>
-              <w:t>A</w:t>
+              <w:t>Alumno B</w:t>
             </w:r>
           </w:p>
         </w:tc>
@@ -4859,7 +3725,7 @@
                 <w:bCs/>
                 <w:color w:val="000000"/>
               </w:rPr>
-              <w:t>Escolar</w:t>
+              <w:t>Directivos</w:t>
             </w:r>
           </w:p>
         </w:tc>
@@ -4884,7 +3750,7 @@
                 <w:color w:val="0D0D0D" w:themeColor="text1" w:themeTint="F2"/>
                 <w:spacing w:val="-1"/>
               </w:rPr>
-              <w:t>132.254.89.1</w:t>
+              <w:t>132.254.89.</w:t>
             </w:r>
             <w:r>
               <w:rPr>
@@ -4894,7 +3760,7 @@
                 <w:color w:val="0D0D0D" w:themeColor="text1" w:themeTint="F2"/>
                 <w:spacing w:val="-1"/>
               </w:rPr>
-              <w:t>31</w:t>
+              <w:t>221</w:t>
             </w:r>
           </w:p>
         </w:tc>
@@ -4911,7 +3777,6 @@
                 <w:color w:val="FF0000"/>
               </w:rPr>
             </w:pPr>
-            <w:proofErr w:type="spellStart"/>
             <w:r>
               <w:rPr>
                 <w:rFonts w:ascii="Arial" w:hAnsi="Arial" w:cs="Arial"/>
@@ -4919,7 +3784,6 @@
               </w:rPr>
               <w:t>Fail</w:t>
             </w:r>
-            <w:proofErr w:type="spellEnd"/>
           </w:p>
         </w:tc>
       </w:tr>
@@ -4975,7 +3839,7 @@
                 <w:bCs/>
                 <w:color w:val="000000"/>
               </w:rPr>
-              <w:t>Escolar</w:t>
+              <w:t>Directivos</w:t>
             </w:r>
           </w:p>
         </w:tc>
@@ -5000,7 +3864,7 @@
                 <w:color w:val="0D0D0D" w:themeColor="text1" w:themeTint="F2"/>
                 <w:spacing w:val="-1"/>
               </w:rPr>
-              <w:t>132.254.89.1</w:t>
+              <w:t>132.254.89.</w:t>
             </w:r>
             <w:r>
               <w:rPr>
@@ -5010,7 +3874,7 @@
                 <w:color w:val="0D0D0D" w:themeColor="text1" w:themeTint="F2"/>
                 <w:spacing w:val="-1"/>
               </w:rPr>
-              <w:t>31</w:t>
+              <w:t>221</w:t>
             </w:r>
           </w:p>
         </w:tc>
@@ -5027,7 +3891,6 @@
                 <w:color w:val="FF0000"/>
               </w:rPr>
             </w:pPr>
-            <w:proofErr w:type="spellStart"/>
             <w:r>
               <w:rPr>
                 <w:rFonts w:ascii="Arial" w:hAnsi="Arial" w:cs="Arial"/>
@@ -5035,7 +3898,6 @@
               </w:rPr>
               <w:t>Success</w:t>
             </w:r>
-            <w:proofErr w:type="spellEnd"/>
           </w:p>
         </w:tc>
       </w:tr>
@@ -5091,7 +3953,7 @@
                 <w:bCs/>
                 <w:color w:val="000000"/>
               </w:rPr>
-              <w:t>Escolar</w:t>
+              <w:t>Directivos</w:t>
             </w:r>
           </w:p>
         </w:tc>
@@ -5116,7 +3978,7 @@
                 <w:color w:val="0D0D0D" w:themeColor="text1" w:themeTint="F2"/>
                 <w:spacing w:val="-1"/>
               </w:rPr>
-              <w:t>132.254.89.1</w:t>
+              <w:t>132.254.89.</w:t>
             </w:r>
             <w:r>
               <w:rPr>
@@ -5126,7 +3988,7 @@
                 <w:color w:val="0D0D0D" w:themeColor="text1" w:themeTint="F2"/>
                 <w:spacing w:val="-1"/>
               </w:rPr>
-              <w:t>31</w:t>
+              <w:t>221</w:t>
             </w:r>
           </w:p>
         </w:tc>
@@ -5143,7 +4005,6 @@
                 <w:color w:val="FF0000"/>
               </w:rPr>
             </w:pPr>
-            <w:proofErr w:type="spellStart"/>
             <w:r>
               <w:rPr>
                 <w:rFonts w:ascii="Arial" w:hAnsi="Arial" w:cs="Arial"/>
@@ -5151,7 +4012,6 @@
               </w:rPr>
               <w:t>Fail</w:t>
             </w:r>
-            <w:proofErr w:type="spellEnd"/>
           </w:p>
         </w:tc>
       </w:tr>
@@ -5209,7 +4069,7 @@
                 <w:b/>
                 <w:color w:val="000000"/>
               </w:rPr>
-              <w:t>From</w:t>
+              <w:t>Desde</w:t>
             </w:r>
           </w:p>
         </w:tc>
@@ -5227,16 +4087,14 @@
                 <w:color w:val="000000"/>
               </w:rPr>
             </w:pPr>
-            <w:proofErr w:type="spellStart"/>
-            <w:r>
-              <w:rPr>
-                <w:rFonts w:ascii="Arial" w:hAnsi="Arial" w:cs="Arial"/>
-                <w:b/>
-                <w:color w:val="000000"/>
-              </w:rPr>
-              <w:t>To</w:t>
-            </w:r>
-            <w:proofErr w:type="spellEnd"/>
+            <w:r>
+              <w:rPr>
+                <w:rFonts w:ascii="Arial" w:hAnsi="Arial" w:cs="Arial"/>
+                <w:b/>
+                <w:color w:val="000000"/>
+              </w:rPr>
+              <w:t>Hacia</w:t>
+            </w:r>
           </w:p>
         </w:tc>
         <w:tc>
@@ -5259,18 +4117,8 @@
                 <w:b/>
                 <w:color w:val="000000"/>
               </w:rPr>
-              <w:t xml:space="preserve">IP </w:t>
-            </w:r>
-            <w:proofErr w:type="spellStart"/>
-            <w:r>
-              <w:rPr>
-                <w:rFonts w:ascii="Arial" w:hAnsi="Arial" w:cs="Arial"/>
-                <w:b/>
-                <w:color w:val="000000"/>
-              </w:rPr>
-              <w:t>Address</w:t>
-            </w:r>
-            <w:proofErr w:type="spellEnd"/>
+              <w:t>Dirección IP</w:t>
+            </w:r>
             <w:r>
               <w:rPr>
                 <w:rFonts w:ascii="Arial" w:hAnsi="Arial" w:cs="Arial"/>
@@ -5279,16 +4127,14 @@
               </w:rPr>
               <w:t xml:space="preserve"> (</w:t>
             </w:r>
-            <w:proofErr w:type="spellStart"/>
-            <w:r>
-              <w:rPr>
-                <w:rFonts w:ascii="Arial" w:hAnsi="Arial" w:cs="Arial"/>
-                <w:b/>
-                <w:color w:val="000000"/>
-              </w:rPr>
-              <w:t>To</w:t>
-            </w:r>
-            <w:proofErr w:type="spellEnd"/>
+            <w:r>
+              <w:rPr>
+                <w:rFonts w:ascii="Arial" w:hAnsi="Arial" w:cs="Arial"/>
+                <w:b/>
+                <w:color w:val="000000"/>
+              </w:rPr>
+              <w:t>Hacia</w:t>
+            </w:r>
             <w:r>
               <w:rPr>
                 <w:rFonts w:ascii="Arial" w:hAnsi="Arial" w:cs="Arial"/>
@@ -5337,43 +4183,7 @@
                 <w:bCs/>
                 <w:color w:val="000000"/>
               </w:rPr>
-              <w:t>(</w:t>
-            </w:r>
-            <w:proofErr w:type="spellStart"/>
-            <w:r>
-              <w:rPr>
-                <w:rFonts w:ascii="Arial" w:hAnsi="Arial" w:cs="Arial"/>
-                <w:bCs/>
-                <w:color w:val="000000"/>
-              </w:rPr>
-              <w:t>Fail</w:t>
-            </w:r>
-            <w:proofErr w:type="spellEnd"/>
-            <w:r>
-              <w:rPr>
-                <w:rFonts w:ascii="Arial" w:hAnsi="Arial" w:cs="Arial"/>
-                <w:bCs/>
-                <w:color w:val="000000"/>
-              </w:rPr>
-              <w:t xml:space="preserve"> / </w:t>
-            </w:r>
-            <w:proofErr w:type="spellStart"/>
-            <w:r>
-              <w:rPr>
-                <w:rFonts w:ascii="Arial" w:hAnsi="Arial" w:cs="Arial"/>
-                <w:bCs/>
-                <w:color w:val="000000"/>
-              </w:rPr>
-              <w:t>Success</w:t>
-            </w:r>
-            <w:proofErr w:type="spellEnd"/>
-            <w:r>
-              <w:rPr>
-                <w:rFonts w:ascii="Arial" w:hAnsi="Arial" w:cs="Arial"/>
-                <w:bCs/>
-                <w:color w:val="000000"/>
-              </w:rPr>
-              <w:t>)</w:t>
+              <w:t>(Fail / Success)</w:t>
             </w:r>
           </w:p>
         </w:tc>
@@ -5404,7 +4214,7 @@
                 <w:bCs/>
                 <w:color w:val="000000"/>
               </w:rPr>
-              <w:t>Alumno B</w:t>
+              <w:t>Escolar.com</w:t>
             </w:r>
           </w:p>
         </w:tc>
@@ -5430,7 +4240,7 @@
                 <w:bCs/>
                 <w:color w:val="000000"/>
               </w:rPr>
-              <w:t>Murillo</w:t>
+              <w:t>Director A</w:t>
             </w:r>
           </w:p>
         </w:tc>
@@ -5457,7 +4267,7 @@
                 <w:color w:val="0D0D0D" w:themeColor="text1" w:themeTint="F2"/>
                 <w:spacing w:val="-1"/>
               </w:rPr>
-              <w:t>132.254.89.1</w:t>
+              <w:t>132.254.89.</w:t>
             </w:r>
             <w:r>
               <w:rPr>
@@ -5467,7 +4277,7 @@
                 <w:color w:val="0D0D0D" w:themeColor="text1" w:themeTint="F2"/>
                 <w:spacing w:val="-1"/>
               </w:rPr>
-              <w:t>30</w:t>
+              <w:t>194</w:t>
             </w:r>
           </w:p>
         </w:tc>
@@ -5484,7 +4294,6 @@
                 <w:color w:val="FF0000"/>
               </w:rPr>
             </w:pPr>
-            <w:proofErr w:type="spellStart"/>
             <w:r>
               <w:rPr>
                 <w:rFonts w:ascii="Arial" w:hAnsi="Arial" w:cs="Arial"/>
@@ -5492,7 +4301,6 @@
               </w:rPr>
               <w:t>Success</w:t>
             </w:r>
-            <w:proofErr w:type="spellEnd"/>
           </w:p>
         </w:tc>
       </w:tr>
@@ -5522,16 +4330,7 @@
                 <w:bCs/>
                 <w:color w:val="000000"/>
               </w:rPr>
-              <w:t xml:space="preserve">Director </w:t>
-            </w:r>
-            <w:r>
-              <w:rPr>
-                <w:rFonts w:ascii="Arial" w:hAnsi="Arial" w:cs="Arial"/>
-                <w:b/>
-                <w:bCs/>
-                <w:color w:val="000000"/>
-              </w:rPr>
-              <w:t>A</w:t>
+              <w:t>Alumno B</w:t>
             </w:r>
           </w:p>
         </w:tc>
@@ -5557,7 +4356,7 @@
                 <w:bCs/>
                 <w:color w:val="000000"/>
               </w:rPr>
-              <w:t>Murillo</w:t>
+              <w:t>Director A</w:t>
             </w:r>
           </w:p>
         </w:tc>
@@ -5592,7 +4391,7 @@
                 <w:color w:val="0D0D0D" w:themeColor="text1" w:themeTint="F2"/>
                 <w:spacing w:val="-1"/>
               </w:rPr>
-              <w:t>30</w:t>
+              <w:t>94</w:t>
             </w:r>
           </w:p>
         </w:tc>
@@ -5609,7 +4408,6 @@
                 <w:color w:val="FF0000"/>
               </w:rPr>
             </w:pPr>
-            <w:proofErr w:type="spellStart"/>
             <w:r>
               <w:rPr>
                 <w:rFonts w:ascii="Arial" w:hAnsi="Arial" w:cs="Arial"/>
@@ -5617,7 +4415,6 @@
               </w:rPr>
               <w:t>Success</w:t>
             </w:r>
-            <w:proofErr w:type="spellEnd"/>
           </w:p>
         </w:tc>
       </w:tr>
@@ -5673,7 +4470,7 @@
                 <w:bCs/>
                 <w:color w:val="000000"/>
               </w:rPr>
-              <w:t>Finanzas</w:t>
+              <w:t>Director A</w:t>
             </w:r>
           </w:p>
         </w:tc>
@@ -5708,7 +4505,7 @@
                 <w:color w:val="0D0D0D" w:themeColor="text1" w:themeTint="F2"/>
                 <w:spacing w:val="-1"/>
               </w:rPr>
-              <w:t>29</w:t>
+              <w:t>94</w:t>
             </w:r>
           </w:p>
         </w:tc>
@@ -5725,7 +4522,6 @@
                 <w:color w:val="FF0000"/>
               </w:rPr>
             </w:pPr>
-            <w:proofErr w:type="spellStart"/>
             <w:r>
               <w:rPr>
                 <w:rFonts w:ascii="Arial" w:hAnsi="Arial" w:cs="Arial"/>
@@ -5733,7 +4529,6 @@
               </w:rPr>
               <w:t>Success</w:t>
             </w:r>
-            <w:proofErr w:type="spellEnd"/>
           </w:p>
         </w:tc>
       </w:tr>
@@ -5789,7 +4584,7 @@
                 <w:bCs/>
                 <w:color w:val="000000"/>
               </w:rPr>
-              <w:t>Finanzas</w:t>
+              <w:t>Director A</w:t>
             </w:r>
           </w:p>
         </w:tc>
@@ -5824,7 +4619,7 @@
                 <w:color w:val="0D0D0D" w:themeColor="text1" w:themeTint="F2"/>
                 <w:spacing w:val="-1"/>
               </w:rPr>
-              <w:t>29</w:t>
+              <w:t>94</w:t>
             </w:r>
           </w:p>
         </w:tc>
@@ -5841,7 +4636,6 @@
                 <w:color w:val="FF0000"/>
               </w:rPr>
             </w:pPr>
-            <w:proofErr w:type="spellStart"/>
             <w:r>
               <w:rPr>
                 <w:rFonts w:ascii="Arial" w:hAnsi="Arial" w:cs="Arial"/>
@@ -5849,35 +4643,51 @@
               </w:rPr>
               <w:t>Success</w:t>
             </w:r>
-            <w:proofErr w:type="spellEnd"/>
           </w:p>
         </w:tc>
       </w:tr>
     </w:tbl>
     <w:p>
       <w:pPr>
-        <w:pStyle w:val="ListParagraph"/>
-        <w:spacing w:after="120" w:line="300" w:lineRule="exact"/>
-        <w:ind w:left="357"/>
-        <w:contextualSpacing w:val="0"/>
-        <w:jc w:val="both"/>
-        <w:rPr>
-          <w:rFonts w:ascii="Arial" w:hAnsi="Arial" w:cs="Arial"/>
-          <w:color w:val="0D0D0D" w:themeColor="text1" w:themeTint="F2"/>
+        <w:rPr>
+          <w:rFonts w:ascii="Arial" w:hAnsi="Arial" w:cs="Arial"/>
+          <w:b/>
+          <w:bCs/>
+          <w:sz w:val="24"/>
+          <w:szCs w:val="24"/>
         </w:rPr>
       </w:pPr>
     </w:p>
-    <w:bookmarkEnd w:id="0"/>
     <w:p>
       <w:pPr>
-        <w:pStyle w:val="ListParagraph"/>
-        <w:spacing w:after="120" w:line="300" w:lineRule="exact"/>
-        <w:ind w:left="357"/>
-        <w:contextualSpacing w:val="0"/>
-        <w:jc w:val="both"/>
-        <w:rPr>
-          <w:rFonts w:ascii="Arial" w:hAnsi="Arial" w:cs="Arial"/>
-          <w:color w:val="0D0D0D" w:themeColor="text1" w:themeTint="F2"/>
+        <w:rPr>
+          <w:rFonts w:ascii="Arial" w:hAnsi="Arial" w:cs="Arial"/>
+          <w:b/>
+          <w:bCs/>
+          <w:sz w:val="24"/>
+          <w:szCs w:val="24"/>
+        </w:rPr>
+      </w:pPr>
+    </w:p>
+    <w:p>
+      <w:pPr>
+        <w:rPr>
+          <w:rFonts w:ascii="Arial" w:hAnsi="Arial" w:cs="Arial"/>
+          <w:b/>
+          <w:bCs/>
+          <w:sz w:val="24"/>
+          <w:szCs w:val="24"/>
+        </w:rPr>
+      </w:pPr>
+    </w:p>
+    <w:p>
+      <w:pPr>
+        <w:rPr>
+          <w:rFonts w:ascii="Arial" w:hAnsi="Arial" w:cs="Arial"/>
+          <w:b/>
+          <w:bCs/>
+          <w:sz w:val="24"/>
+          <w:szCs w:val="24"/>
         </w:rPr>
       </w:pPr>
     </w:p>
@@ -5892,7 +4702,7 @@
 </file>
 
 <file path=word/numbering.xml><?xml version="1.0" encoding="utf-8"?>
-<w:numbering xmlns:wpc="http://schemas.microsoft.com/office/word/2010/wordprocessingCanvas" xmlns:cx="http://schemas.microsoft.com/office/drawing/2014/chartex" xmlns:cx1="http://schemas.microsoft.com/office/drawing/2015/9/8/chartex" xmlns:cx2="http://schemas.microsoft.com/office/drawing/2015/10/21/chartex" xmlns:cx3="http://schemas.microsoft.com/office/drawing/2016/5/9/chartex" xmlns:cx4="http://schemas.microsoft.com/office/drawing/2016/5/10/chartex" xmlns:cx5="http://schemas.microsoft.com/office/drawing/2016/5/11/chartex" xmlns:cx6="http://schemas.microsoft.com/office/drawing/2016/5/12/chartex" xmlns:cx7="http://schemas.microsoft.com/office/drawing/2016/5/13/chartex" xmlns:cx8="http://schemas.microsoft.com/office/drawing/2016/5/14/chartex" xmlns:mc="http://schemas.openxmlformats.org/markup-compatibility/2006" xmlns:aink="http://schemas.microsoft.com/office/drawing/2016/ink" xmlns:am3d="http://schemas.microsoft.com/office/drawing/2017/model3d" xmlns:o="urn:schemas-microsoft-com:office:office" xmlns:oel="http://schemas.microsoft.com/office/2019/extlst" xmlns:r="http://schemas.openxmlformats.org/officeDocument/2006/relationships" xmlns:m="http://schemas.openxmlformats.org/officeDocument/2006/math" xmlns:v="urn:schemas-microsoft-com:vml" xmlns:wp14="http://schemas.microsoft.com/office/word/2010/wordprocessingDrawing" xmlns:wp="http://schemas.openxmlformats.org/drawingml/2006/wordprocessingDrawing" xmlns:w10="urn:schemas-microsoft-com:office:word" xmlns:w="http://schemas.openxmlformats.org/wordprocessingml/2006/main" xmlns:w14="http://schemas.microsoft.com/office/word/2010/wordml" xmlns:w15="http://schemas.microsoft.com/office/word/2012/wordml" xmlns:w16cex="http://schemas.microsoft.com/office/word/2018/wordml/cex" xmlns:w16cid="http://schemas.microsoft.com/office/word/2016/wordml/cid" xmlns:w16="http://schemas.microsoft.com/office/word/2018/wordml" xmlns:w16sdtdh="http://schemas.microsoft.com/office/word/2020/wordml/sdtdatahash" xmlns:w16se="http://schemas.microsoft.com/office/word/2015/wordml/symex" xmlns:wpg="http://schemas.microsoft.com/office/word/2010/wordprocessingGroup" xmlns:wpi="http://schemas.microsoft.com/office/word/2010/wordprocessingInk" xmlns:wne="http://schemas.microsoft.com/office/word/2006/wordml" xmlns:wps="http://schemas.microsoft.com/office/word/2010/wordprocessingShape" mc:Ignorable="w14 w15 w16se w16cid w16 w16cex w16sdtdh wp14">
+<w:numbering xmlns:wpc="http://schemas.microsoft.com/office/word/2010/wordprocessingCanvas" xmlns:cx="http://schemas.microsoft.com/office/drawing/2014/chartex" xmlns:cx1="http://schemas.microsoft.com/office/drawing/2015/9/8/chartex" xmlns:cx2="http://schemas.microsoft.com/office/drawing/2015/10/21/chartex" xmlns:cx3="http://schemas.microsoft.com/office/drawing/2016/5/9/chartex" xmlns:cx4="http://schemas.microsoft.com/office/drawing/2016/5/10/chartex" xmlns:cx5="http://schemas.microsoft.com/office/drawing/2016/5/11/chartex" xmlns:cx6="http://schemas.microsoft.com/office/drawing/2016/5/12/chartex" xmlns:cx7="http://schemas.microsoft.com/office/drawing/2016/5/13/chartex" xmlns:cx8="http://schemas.microsoft.com/office/drawing/2016/5/14/chartex" xmlns:mc="http://schemas.openxmlformats.org/markup-compatibility/2006" xmlns:aink="http://schemas.microsoft.com/office/drawing/2016/ink" xmlns:am3d="http://schemas.microsoft.com/office/drawing/2017/model3d" xmlns:o="urn:schemas-microsoft-com:office:office" xmlns:oel="http://schemas.microsoft.com/office/2019/extlst" xmlns:r="http://schemas.openxmlformats.org/officeDocument/2006/relationships" xmlns:m="http://schemas.openxmlformats.org/officeDocument/2006/math" xmlns:v="urn:schemas-microsoft-com:vml" xmlns:wp14="http://schemas.microsoft.com/office/word/2010/wordprocessingDrawing" xmlns:wp="http://schemas.openxmlformats.org/drawingml/2006/wordprocessingDrawing" xmlns:w10="urn:schemas-microsoft-com:office:word" xmlns:w="http://schemas.openxmlformats.org/wordprocessingml/2006/main" xmlns:w14="http://schemas.microsoft.com/office/word/2010/wordml" xmlns:w15="http://schemas.microsoft.com/office/word/2012/wordml" xmlns:w16cei="http://schemas.microsoft.com/office/word/2026/wordml/cei" xmlns:w16cex="http://schemas.microsoft.com/office/word/2018/wordml/cex" xmlns:w16cid="http://schemas.microsoft.com/office/word/2016/wordml/cid" xmlns:w16="http://schemas.microsoft.com/office/word/2018/wordml" xmlns:w16du="http://schemas.microsoft.com/office/word/2023/wordml/word16du" xmlns:w16sdtdh="http://schemas.microsoft.com/office/word/2020/wordml/sdtdatahash" xmlns:w16sdtfl="http://schemas.microsoft.com/office/word/2024/wordml/sdtformatlock" xmlns:w16se="http://schemas.microsoft.com/office/word/2015/wordml/symex" xmlns:wpg="http://schemas.microsoft.com/office/word/2010/wordprocessingGroup" xmlns:wpi="http://schemas.microsoft.com/office/word/2010/wordprocessingInk" xmlns:wne="http://schemas.microsoft.com/office/word/2006/wordml" xmlns:wps="http://schemas.microsoft.com/office/word/2010/wordprocessingShape" mc:Ignorable="w14 w15 w16se w16cid w16 w16cex w16sdtdh w16sdtfl w16du wp14">
   <w:abstractNum w:abstractNumId="0" w15:restartNumberingAfterBreak="0">
     <w:nsid w:val="0AD70688"/>
     <w:multiLevelType w:val="hybridMultilevel"/>
@@ -7937,7 +6747,7 @@
 </file>
 
 <file path=word/styles.xml><?xml version="1.0" encoding="utf-8"?>
-<w:styles xmlns:mc="http://schemas.openxmlformats.org/markup-compatibility/2006" xmlns:r="http://schemas.openxmlformats.org/officeDocument/2006/relationships" xmlns:w="http://schemas.openxmlformats.org/wordprocessingml/2006/main" xmlns:w14="http://schemas.microsoft.com/office/word/2010/wordml" xmlns:w15="http://schemas.microsoft.com/office/word/2012/wordml" xmlns:w16cex="http://schemas.microsoft.com/office/word/2018/wordml/cex" xmlns:w16cid="http://schemas.microsoft.com/office/word/2016/wordml/cid" xmlns:w16="http://schemas.microsoft.com/office/word/2018/wordml" xmlns:w16sdtdh="http://schemas.microsoft.com/office/word/2020/wordml/sdtdatahash" xmlns:w16se="http://schemas.microsoft.com/office/word/2015/wordml/symex" mc:Ignorable="w14 w15 w16se w16cid w16 w16cex w16sdtdh">
+<w:styles xmlns:mc="http://schemas.openxmlformats.org/markup-compatibility/2006" xmlns:r="http://schemas.openxmlformats.org/officeDocument/2006/relationships" xmlns:w="http://schemas.openxmlformats.org/wordprocessingml/2006/main" xmlns:w14="http://schemas.microsoft.com/office/word/2010/wordml" xmlns:w15="http://schemas.microsoft.com/office/word/2012/wordml" xmlns:w16cex="http://schemas.microsoft.com/office/word/2018/wordml/cex" xmlns:w16cid="http://schemas.microsoft.com/office/word/2016/wordml/cid" xmlns:w16="http://schemas.microsoft.com/office/word/2018/wordml" xmlns:w16du="http://schemas.microsoft.com/office/word/2023/wordml/word16du" xmlns:w16sdtdh="http://schemas.microsoft.com/office/word/2020/wordml/sdtdatahash" xmlns:w16sdtfl="http://schemas.microsoft.com/office/word/2024/wordml/sdtformatlock" xmlns:w16se="http://schemas.microsoft.com/office/word/2015/wordml/symex" mc:Ignorable="w14 w15 w16se w16cid w16 w16cex w16sdtdh w16sdtfl w16du">
   <w:docDefaults>
     <w:rPrDefault>
       <w:rPr>
@@ -8332,7 +7142,7 @@
       <w:lang w:val="es-ES" w:eastAsia="es-ES"/>
     </w:rPr>
   </w:style>
-  <w:style w:type="paragraph" w:styleId="Heading1">
+  <w:style w:type="paragraph" w:styleId="Ttulo1">
     <w:name w:val="heading 1"/>
     <w:basedOn w:val="Normal"/>
     <w:next w:val="Normal"/>
@@ -8348,11 +7158,11 @@
       <w:sz w:val="24"/>
     </w:rPr>
   </w:style>
-  <w:style w:type="paragraph" w:styleId="Heading4">
+  <w:style w:type="paragraph" w:styleId="Ttulo4">
     <w:name w:val="heading 4"/>
     <w:basedOn w:val="Normal"/>
     <w:next w:val="Normal"/>
-    <w:link w:val="Heading4Char"/>
+    <w:link w:val="Ttulo4Car"/>
     <w:uiPriority w:val="9"/>
     <w:unhideWhenUsed/>
     <w:qFormat/>
@@ -8370,13 +7180,12 @@
       <w:color w:val="2E74B5" w:themeColor="accent1" w:themeShade="BF"/>
     </w:rPr>
   </w:style>
-  <w:style w:type="character" w:default="1" w:styleId="DefaultParagraphFont">
+  <w:style w:type="character" w:default="1" w:styleId="Fuentedeprrafopredeter">
     <w:name w:val="Default Paragraph Font"/>
     <w:uiPriority w:val="1"/>
-    <w:semiHidden/>
     <w:unhideWhenUsed/>
   </w:style>
-  <w:style w:type="table" w:default="1" w:styleId="TableNormal">
+  <w:style w:type="table" w:default="1" w:styleId="Tablanormal">
     <w:name w:val="Normal Table"/>
     <w:uiPriority w:val="99"/>
     <w:semiHidden/>
@@ -8391,37 +7200,37 @@
       </w:tblCellMar>
     </w:tblPr>
   </w:style>
-  <w:style w:type="numbering" w:default="1" w:styleId="NoList">
+  <w:style w:type="numbering" w:default="1" w:styleId="Sinlista">
     <w:name w:val="No List"/>
     <w:uiPriority w:val="99"/>
     <w:semiHidden/>
     <w:unhideWhenUsed/>
   </w:style>
-  <w:style w:type="character" w:styleId="Hyperlink">
+  <w:style w:type="character" w:styleId="Hipervnculo">
     <w:name w:val="Hyperlink"/>
     <w:rPr>
       <w:color w:val="0000FF"/>
       <w:u w:val="single"/>
     </w:rPr>
   </w:style>
-  <w:style w:type="paragraph" w:styleId="BodyText">
+  <w:style w:type="paragraph" w:styleId="Textoindependiente">
     <w:name w:val="Body Text"/>
     <w:basedOn w:val="Normal"/>
     <w:rPr>
       <w:color w:val="0000FF"/>
     </w:rPr>
   </w:style>
-  <w:style w:type="character" w:styleId="FollowedHyperlink">
+  <w:style w:type="character" w:styleId="Hipervnculovisitado">
     <w:name w:val="FollowedHyperlink"/>
     <w:rPr>
       <w:color w:val="800080"/>
       <w:u w:val="single"/>
     </w:rPr>
   </w:style>
-  <w:style w:type="paragraph" w:styleId="BalloonText">
+  <w:style w:type="paragraph" w:styleId="Textodeglobo">
     <w:name w:val="Balloon Text"/>
     <w:basedOn w:val="Normal"/>
-    <w:link w:val="BalloonTextChar"/>
+    <w:link w:val="TextodegloboCar"/>
     <w:uiPriority w:val="99"/>
     <w:semiHidden/>
     <w:unhideWhenUsed/>
@@ -8432,9 +7241,9 @@
       <w:szCs w:val="16"/>
     </w:rPr>
   </w:style>
-  <w:style w:type="character" w:customStyle="1" w:styleId="BalloonTextChar">
-    <w:name w:val="Balloon Text Char"/>
-    <w:link w:val="BalloonText"/>
+  <w:style w:type="character" w:customStyle="1" w:styleId="TextodegloboCar">
+    <w:name w:val="Texto de globo Car"/>
+    <w:link w:val="Textodeglobo"/>
     <w:uiPriority w:val="99"/>
     <w:semiHidden/>
     <w:rsid w:val="00D079ED"/>
@@ -8445,10 +7254,10 @@
       <w:lang w:val="es-ES" w:eastAsia="es-ES"/>
     </w:rPr>
   </w:style>
-  <w:style w:type="character" w:customStyle="1" w:styleId="Heading4Char">
-    <w:name w:val="Heading 4 Char"/>
-    <w:basedOn w:val="DefaultParagraphFont"/>
-    <w:link w:val="Heading4"/>
+  <w:style w:type="character" w:customStyle="1" w:styleId="Ttulo4Car">
+    <w:name w:val="Título 4 Car"/>
+    <w:basedOn w:val="Fuentedeprrafopredeter"/>
+    <w:link w:val="Ttulo4"/>
     <w:uiPriority w:val="9"/>
     <w:rsid w:val="00CA2AB1"/>
     <w:rPr>
@@ -8459,9 +7268,9 @@
       <w:lang w:val="es-ES" w:eastAsia="es-ES"/>
     </w:rPr>
   </w:style>
-  <w:style w:type="table" w:styleId="TableGrid">
+  <w:style w:type="table" w:styleId="Tablaconcuadrcula">
     <w:name w:val="Table Grid"/>
-    <w:basedOn w:val="TableNormal"/>
+    <w:basedOn w:val="Tablanormal"/>
     <w:uiPriority w:val="39"/>
     <w:rsid w:val="00E03363"/>
     <w:rPr>
@@ -8536,7 +7345,7 @@
       <w:lang w:val="en-US" w:eastAsia="en-US"/>
     </w:rPr>
   </w:style>
-  <w:style w:type="paragraph" w:styleId="ListParagraph">
+  <w:style w:type="paragraph" w:styleId="Prrafodelista">
     <w:name w:val="List Paragraph"/>
     <w:basedOn w:val="Normal"/>
     <w:uiPriority w:val="34"/>
@@ -8550,7 +7359,7 @@
   <w:style w:type="paragraph" w:customStyle="1" w:styleId="Task">
     <w:name w:val="Task"/>
     <w:basedOn w:val="Normal"/>
-    <w:next w:val="BodyText"/>
+    <w:next w:val="Textoindependiente"/>
     <w:rsid w:val="00244F6E"/>
     <w:pPr>
       <w:keepNext/>
@@ -8580,9 +7389,9 @@
       <w:lang w:val="en-US" w:eastAsia="en-US"/>
     </w:rPr>
   </w:style>
-  <w:style w:type="character" w:styleId="Strong">
+  <w:style w:type="character" w:styleId="Fuerte">
     <w:name w:val="Strong"/>
-    <w:basedOn w:val="DefaultParagraphFont"/>
+    <w:basedOn w:val="Fuentedeprrafopredeter"/>
     <w:uiPriority w:val="22"/>
     <w:qFormat/>
     <w:rsid w:val="00233174"/>
@@ -8608,7 +7417,7 @@
   </w:style>
   <w:style w:type="character" w:customStyle="1" w:styleId="instructurefileholder">
     <w:name w:val="instructure_file_holder"/>
-    <w:basedOn w:val="DefaultParagraphFont"/>
+    <w:basedOn w:val="Fuentedeprrafopredeter"/>
     <w:rsid w:val="00233174"/>
   </w:style>
 </w:styles>
